--- a/exercises/Bài tập tổng hợp 74 - Thức giả định/Đề 1.docx
+++ b/exercises/Bài tập tổng hợp 74 - Thức giả định/Đề 1.docx
@@ -3,604 +3,2685 @@
 <w:document xmlns:w="http://schemas.openxmlformats.org/wordprocessingml/2006/main">
   <w:body>
     <w:p>
-      <w:r>
-        <w:rPr>
+      <w:pPr>
+        <w:spacing w:before="0" w:after="180" w:line="320" w:lineRule="auto"/>
+        <w:widowControl/>
+        <w:jc w:val="center"/>
+        <w:keepNext/>
+      </w:pPr>
+      <w:r>
+        <w:rPr>
+          <w:color w:val="000000"/>
           <w:b/>
-        </w:rPr>
-        <w:t xml:space="preserve">ĐỀ TỔNG HỢP NGÀY 74 – ĐỀ 1</w:t>
-      </w:r>
-    </w:p>
-    <w:p>
-      <w:r>
-        <w:t xml:space="preserve">SUBJUNCTIVE MOOD</w:t>
-      </w:r>
-    </w:p>
-    <w:p>
-      <w:r>
-        <w:t xml:space="preserve">Họ và tên: __________________________                         Điểm: ________/100</w:t>
-      </w:r>
-    </w:p>
-    <w:p>
-      <w:r>
-        <w:rPr>
+          <w:sz w:val="30"/>
+          <w:szCs w:val="30"/>
+        </w:rPr>
+        <w:t>ĐỀ TỔNG HỢP NGÀY 74 – ĐỀ 1</w:t>
+      </w:r>
+    </w:p>
+    <w:p>
+      <w:pPr>
+        <w:spacing w:before="0" w:after="200" w:line="300" w:lineRule="auto"/>
+        <w:widowControl/>
+        <w:jc w:val="center"/>
+        <w:keepNext/>
+      </w:pPr>
+      <w:r>
+        <w:rPr>
+          <w:color w:val="000000"/>
           <w:b/>
-        </w:rPr>
-        <w:t xml:space="preserve">PHẦN 1. PRESENT SUBJUNCTIVE (10 điểm)</w:t>
-      </w:r>
-    </w:p>
-    <w:p>
-      <w:r>
-        <w:t xml:space="preserve">1. The teacher suggested that Nam ___ (study) more.</w:t>
-      </w:r>
-    </w:p>
-    <w:p>
-      <w:r>
-        <w:t xml:space="preserve">2. The manager demanded that she ___ (submit) the report.</w:t>
-      </w:r>
-    </w:p>
-    <w:p>
-      <w:r>
-        <w:t xml:space="preserve">3. It is essential that everyone ___ (be) present.</w:t>
-      </w:r>
-    </w:p>
-    <w:p>
-      <w:r>
-        <w:t xml:space="preserve">4. They recommended that the door ___ (remain) closed.</w:t>
-      </w:r>
-    </w:p>
-    <w:p>
-      <w:r>
-        <w:t xml:space="preserve">5. The doctor advised that he ___ (not drive).</w:t>
-      </w:r>
-    </w:p>
-    <w:p>
-      <w:r>
-        <w:t xml:space="preserve">6. We request that each applicant ___ (provide) ID.</w:t>
-      </w:r>
-    </w:p>
-    <w:p>
-      <w:r>
-        <w:t xml:space="preserve">7. It is vital that the information ___ (be) accurate.</w:t>
-      </w:r>
-    </w:p>
-    <w:p>
-      <w:r>
-        <w:t xml:space="preserve">8. The committee proposed that the rule ___ (change – passive).</w:t>
-      </w:r>
-    </w:p>
-    <w:p>
-      <w:r>
-        <w:t xml:space="preserve">9. Her parents insisted that she ___ (return) early.</w:t>
-      </w:r>
-    </w:p>
-    <w:p>
-      <w:r>
-        <w:t xml:space="preserve">10. The law requires that every vehicle ___ (have) insurance.</w:t>
-      </w:r>
-    </w:p>
-    <w:p>
-      <w:r>
-        <w:rPr>
+          <w:sz w:val="22"/>
+          <w:szCs w:val="22"/>
+        </w:rPr>
+        <w:t>SUBJUNCTIVE MOOD</w:t>
+      </w:r>
+    </w:p>
+    <w:p>
+      <w:pPr>
+        <w:spacing w:before="0" w:after="140" w:line="300" w:lineRule="auto"/>
+        <w:widowControl/>
+      </w:pPr>
+      <w:r>
+        <w:rPr>
+          <w:color w:val="000000"/>
+        </w:rPr>
+        <w:t>Họ và tên: __________________________                         Điểm: ________/100</w:t>
+      </w:r>
+    </w:p>
+    <w:p>
+      <w:pPr>
+        <w:spacing w:before="0" w:after="70" w:line="300" w:lineRule="auto"/>
+        <w:widowControl/>
+      </w:pPr>
+      <w:r>
+        <w:rPr>
+          <w:color w:val="000000"/>
+        </w:rPr>
+        <w:t>Phạm vi kiến thức: Bài 74 — thức giả định, present subjunctive, wish, would rather, it is time và as if/as though.</w:t>
+      </w:r>
+    </w:p>
+    <w:p>
+      <w:pPr>
+        <w:spacing w:before="0" w:after="70" w:line="300" w:lineRule="auto"/>
+        <w:widowControl/>
+      </w:pPr>
+      <w:r>
+        <w:rPr>
+          <w:color w:val="000000"/>
+        </w:rPr>
+        <w:t>Thời gian làm bài dự kiến: 90 phút.</w:t>
+      </w:r>
+    </w:p>
+    <w:p>
+      <w:pPr>
+        <w:spacing w:before="0" w:after="70" w:line="300" w:lineRule="auto"/>
+        <w:widowControl/>
+      </w:pPr>
+      <w:r>
+        <w:rPr>
+          <w:color w:val="000000"/>
+        </w:rPr>
+        <w:t>Tổng điểm: 100 điểm.</w:t>
+      </w:r>
+    </w:p>
+    <w:p>
+      <w:pPr>
+        <w:spacing w:before="0" w:after="170" w:line="320" w:lineRule="auto"/>
+        <w:widowControl/>
+      </w:pPr>
+      <w:r>
+        <w:rPr>
+          <w:color w:val="000000"/>
+        </w:rPr>
+        <w:t>Hướng dẫn chung: Làm lần lượt từng phần; chú ý dạng động từ, mốc thời gian, thể chủ động/bị động và ngữ cảnh. Với câu viết, trình bày đủ ý và đúng độ dài yêu cầu.</w:t>
+      </w:r>
+    </w:p>
+    <w:p>
+      <w:pPr>
+        <w:spacing w:before="240" w:after="60" w:line="300" w:lineRule="auto"/>
+        <w:widowControl/>
+        <w:keepNext/>
+      </w:pPr>
+      <w:r>
+        <w:rPr>
+          <w:color w:val="000000"/>
           <w:b/>
-        </w:rPr>
-        <w:t xml:space="preserve">PHẦN 2. PHỦ ĐỊNH VÀ BỊ ĐỘNG GIẢ ĐỊNH (10 điểm)</w:t>
-      </w:r>
-    </w:p>
-    <w:p>
-      <w:r>
-        <w:t xml:space="preserve">1. They requested that the document ___ (sign – passive).</w:t>
-      </w:r>
-    </w:p>
-    <w:p>
-      <w:r>
-        <w:t xml:space="preserve">2. The doctor recommended that Mai ___ (not work).</w:t>
-      </w:r>
-    </w:p>
-    <w:p>
-      <w:r>
-        <w:t xml:space="preserve">3. It is important that nobody ___ (disturb – passive).</w:t>
-      </w:r>
-    </w:p>
-    <w:p>
-      <w:r>
-        <w:t xml:space="preserve">4. The rules require that phones ___ (turn off – passive).</w:t>
-      </w:r>
-    </w:p>
-    <w:p>
-      <w:r>
-        <w:t xml:space="preserve">5. She insisted that he ___ (not tell) anyone.</w:t>
-      </w:r>
-    </w:p>
-    <w:p>
-      <w:r>
-        <w:t xml:space="preserve">6. We propose that a new system ___ (introduce – passive).</w:t>
-      </w:r>
-    </w:p>
-    <w:p>
-      <w:r>
-        <w:t xml:space="preserve">7. It is vital that the medicine ___ (not store – passive) in sunlight.</w:t>
-      </w:r>
-    </w:p>
-    <w:p>
-      <w:r>
-        <w:t xml:space="preserve">8. The teacher asked that Nam ___ (not leave) early.</w:t>
-      </w:r>
-    </w:p>
-    <w:p>
-      <w:r>
-        <w:t xml:space="preserve">9. The committee demanded that the results ___ (publish – passive).</w:t>
-      </w:r>
-    </w:p>
-    <w:p>
-      <w:r>
-        <w:t xml:space="preserve">10. Her parents insisted that she ___ (not travel) alone.</w:t>
-      </w:r>
-    </w:p>
-    <w:p>
-      <w:r>
-        <w:rPr>
+          <w:sz w:val="24"/>
+          <w:szCs w:val="24"/>
+        </w:rPr>
+        <w:t>PHẦN 1. PRESENT SUBJUNCTIVE (10 điểm)</w:t>
+      </w:r>
+    </w:p>
+    <w:p>
+      <w:pPr>
+        <w:spacing w:before="0" w:after="100" w:line="300" w:lineRule="auto"/>
+        <w:widowControl/>
+      </w:pPr>
+      <w:r>
+        <w:rPr>
+          <w:color w:val="000000"/>
+          <w:i/>
+        </w:rPr>
+        <w:t>Điền dạng đúng của động từ trong ngoặc theo cấu trúc present subjunctive.</w:t>
+      </w:r>
+    </w:p>
+    <w:p>
+      <w:pPr>
+        <w:spacing w:before="20" w:after="90" w:line="300" w:lineRule="auto"/>
+        <w:widowControl/>
+      </w:pPr>
+      <w:r>
+        <w:rPr>
+          <w:color w:val="000000"/>
+        </w:rPr>
+        <w:t>1. The teacher suggested that Nam ___ (study) more.</w:t>
+      </w:r>
+    </w:p>
+    <w:p>
+      <w:pPr>
+        <w:spacing w:before="20" w:after="90" w:line="300" w:lineRule="auto"/>
+        <w:widowControl/>
+      </w:pPr>
+      <w:r>
+        <w:rPr>
+          <w:color w:val="000000"/>
+        </w:rPr>
+        <w:t>2. The manager demanded that she ___ (submit) the report.</w:t>
+      </w:r>
+    </w:p>
+    <w:p>
+      <w:pPr>
+        <w:spacing w:before="20" w:after="90" w:line="300" w:lineRule="auto"/>
+        <w:widowControl/>
+      </w:pPr>
+      <w:r>
+        <w:rPr>
+          <w:color w:val="000000"/>
+        </w:rPr>
+        <w:t>3. It is essential that everyone ___ (be) present.</w:t>
+      </w:r>
+    </w:p>
+    <w:p>
+      <w:pPr>
+        <w:spacing w:before="20" w:after="90" w:line="300" w:lineRule="auto"/>
+        <w:widowControl/>
+      </w:pPr>
+      <w:r>
+        <w:rPr>
+          <w:color w:val="000000"/>
+        </w:rPr>
+        <w:t>4. They recommended that the door ___ (remain) closed.</w:t>
+      </w:r>
+    </w:p>
+    <w:p>
+      <w:pPr>
+        <w:spacing w:before="20" w:after="90" w:line="300" w:lineRule="auto"/>
+        <w:widowControl/>
+      </w:pPr>
+      <w:r>
+        <w:rPr>
+          <w:color w:val="000000"/>
+        </w:rPr>
+        <w:t>5. The doctor advised that he ___ (not drive).</w:t>
+      </w:r>
+    </w:p>
+    <w:p>
+      <w:pPr>
+        <w:spacing w:before="20" w:after="90" w:line="300" w:lineRule="auto"/>
+        <w:widowControl/>
+      </w:pPr>
+      <w:r>
+        <w:rPr>
+          <w:color w:val="000000"/>
+        </w:rPr>
+        <w:t>6. We request that each applicant ___ (provide) ID.</w:t>
+      </w:r>
+    </w:p>
+    <w:p>
+      <w:pPr>
+        <w:spacing w:before="20" w:after="90" w:line="300" w:lineRule="auto"/>
+        <w:widowControl/>
+      </w:pPr>
+      <w:r>
+        <w:rPr>
+          <w:color w:val="000000"/>
+        </w:rPr>
+        <w:t>7. It is vital that the information ___ (be) accurate.</w:t>
+      </w:r>
+    </w:p>
+    <w:p>
+      <w:pPr>
+        <w:spacing w:before="20" w:after="90" w:line="300" w:lineRule="auto"/>
+        <w:widowControl/>
+      </w:pPr>
+      <w:r>
+        <w:rPr>
+          <w:color w:val="000000"/>
+        </w:rPr>
+        <w:t>8. The committee proposed that the rule ___ (change – passive).</w:t>
+      </w:r>
+    </w:p>
+    <w:p>
+      <w:pPr>
+        <w:spacing w:before="20" w:after="90" w:line="300" w:lineRule="auto"/>
+        <w:widowControl/>
+      </w:pPr>
+      <w:r>
+        <w:rPr>
+          <w:color w:val="000000"/>
+        </w:rPr>
+        <w:t>9. Her parents insisted that she ___ (return) early.</w:t>
+      </w:r>
+    </w:p>
+    <w:p>
+      <w:pPr>
+        <w:spacing w:before="20" w:after="90" w:line="300" w:lineRule="auto"/>
+        <w:widowControl/>
+      </w:pPr>
+      <w:r>
+        <w:rPr>
+          <w:color w:val="000000"/>
+        </w:rPr>
+        <w:t>10. The law requires that every vehicle ___ (have) insurance.</w:t>
+      </w:r>
+    </w:p>
+    <w:p>
+      <w:pPr>
+        <w:spacing w:before="240" w:after="60" w:line="300" w:lineRule="auto"/>
+        <w:widowControl/>
+        <w:keepNext/>
+      </w:pPr>
+      <w:r>
+        <w:rPr>
+          <w:color w:val="000000"/>
           <w:b/>
-        </w:rPr>
-        <w:t xml:space="preserve">PHẦN 3. WISH – HIỆN TẠI, QUÁ KHỨ VÀ TƯƠNG LAI (10 điểm)</w:t>
-      </w:r>
-    </w:p>
-    <w:p>
-      <w:r>
-        <w:t xml:space="preserve">1. I wish I ___ (know) the answer now.</w:t>
-      </w:r>
-    </w:p>
-    <w:p>
-      <w:r>
-        <w:t xml:space="preserve">2. Lan wishes she ___ (be) more confident.</w:t>
-      </w:r>
-    </w:p>
-    <w:p>
-      <w:r>
-        <w:t xml:space="preserve">3. We wish we ___ (leave) earlier yesterday.</w:t>
-      </w:r>
-    </w:p>
-    <w:p>
-      <w:r>
-        <w:t xml:space="preserve">4. Nam wishes he ___ (not miss) the bus this morning.</w:t>
-      </w:r>
-    </w:p>
-    <w:p>
-      <w:r>
-        <w:t xml:space="preserve">5. I wish the neighbors ___ (be) quieter in future.</w:t>
-      </w:r>
-    </w:p>
-    <w:p>
-      <w:r>
-        <w:t xml:space="preserve">6. She wishes it ___ (stop) raining.</w:t>
-      </w:r>
-    </w:p>
-    <w:p>
-      <w:r>
-        <w:t xml:space="preserve">7. They wish they ___ (have) more free time now.</w:t>
-      </w:r>
-    </w:p>
-    <w:p>
-      <w:r>
-        <w:t xml:space="preserve">8. I wish I ___ (not say) that yesterday.</w:t>
-      </w:r>
-    </w:p>
-    <w:p>
-      <w:r>
-        <w:t xml:space="preserve">9. Mai wishes she ___ (can speak) Japanese.</w:t>
-      </w:r>
-    </w:p>
-    <w:p>
-      <w:r>
-        <w:t xml:space="preserve">10. We wish the company ___ (give) clearer instructions.</w:t>
-      </w:r>
-    </w:p>
-    <w:p>
-      <w:r>
-        <w:rPr>
+          <w:sz w:val="24"/>
+          <w:szCs w:val="24"/>
+        </w:rPr>
+        <w:t>PHẦN 2. PHỦ ĐỊNH VÀ BỊ ĐỘNG GIẢ ĐỊNH (10 điểm)</w:t>
+      </w:r>
+    </w:p>
+    <w:p>
+      <w:pPr>
+        <w:spacing w:before="0" w:after="100" w:line="300" w:lineRule="auto"/>
+        <w:widowControl/>
+      </w:pPr>
+      <w:r>
+        <w:rPr>
+          <w:color w:val="000000"/>
+          <w:i/>
+        </w:rPr>
+        <w:t>Điền dạng phủ định hoặc bị động giả định phù hợp với ngữ cảnh.</w:t>
+      </w:r>
+    </w:p>
+    <w:p>
+      <w:pPr>
+        <w:spacing w:before="20" w:after="90" w:line="300" w:lineRule="auto"/>
+        <w:widowControl/>
+      </w:pPr>
+      <w:r>
+        <w:rPr>
+          <w:color w:val="000000"/>
+        </w:rPr>
+        <w:t>1. They requested that the document ___ (sign – passive).</w:t>
+      </w:r>
+    </w:p>
+    <w:p>
+      <w:pPr>
+        <w:spacing w:before="20" w:after="90" w:line="300" w:lineRule="auto"/>
+        <w:widowControl/>
+      </w:pPr>
+      <w:r>
+        <w:rPr>
+          <w:color w:val="000000"/>
+        </w:rPr>
+        <w:t>2. The doctor recommended that Mai ___ (not work).</w:t>
+      </w:r>
+    </w:p>
+    <w:p>
+      <w:pPr>
+        <w:spacing w:before="20" w:after="90" w:line="300" w:lineRule="auto"/>
+        <w:widowControl/>
+      </w:pPr>
+      <w:r>
+        <w:rPr>
+          <w:color w:val="000000"/>
+        </w:rPr>
+        <w:t>3. It is important that nobody ___ (disturb – passive).</w:t>
+      </w:r>
+    </w:p>
+    <w:p>
+      <w:pPr>
+        <w:spacing w:before="20" w:after="90" w:line="300" w:lineRule="auto"/>
+        <w:widowControl/>
+      </w:pPr>
+      <w:r>
+        <w:rPr>
+          <w:color w:val="000000"/>
+        </w:rPr>
+        <w:t>4. The rules require that phones ___ (turn off – passive).</w:t>
+      </w:r>
+    </w:p>
+    <w:p>
+      <w:pPr>
+        <w:spacing w:before="20" w:after="90" w:line="300" w:lineRule="auto"/>
+        <w:widowControl/>
+      </w:pPr>
+      <w:r>
+        <w:rPr>
+          <w:color w:val="000000"/>
+        </w:rPr>
+        <w:t>5. She insisted that he ___ (not tell) anyone.</w:t>
+      </w:r>
+    </w:p>
+    <w:p>
+      <w:pPr>
+        <w:spacing w:before="20" w:after="90" w:line="300" w:lineRule="auto"/>
+        <w:widowControl/>
+      </w:pPr>
+      <w:r>
+        <w:rPr>
+          <w:color w:val="000000"/>
+        </w:rPr>
+        <w:t>6. We propose that a new system ___ (introduce – passive).</w:t>
+      </w:r>
+    </w:p>
+    <w:p>
+      <w:pPr>
+        <w:spacing w:before="20" w:after="90" w:line="300" w:lineRule="auto"/>
+        <w:widowControl/>
+      </w:pPr>
+      <w:r>
+        <w:rPr>
+          <w:color w:val="000000"/>
+        </w:rPr>
+        <w:t>7. It is vital that the medicine ___ (not store – passive) in sunlight.</w:t>
+      </w:r>
+    </w:p>
+    <w:p>
+      <w:pPr>
+        <w:spacing w:before="20" w:after="90" w:line="300" w:lineRule="auto"/>
+        <w:widowControl/>
+      </w:pPr>
+      <w:r>
+        <w:rPr>
+          <w:color w:val="000000"/>
+        </w:rPr>
+        <w:t>8. The teacher asked that Nam ___ (not leave) early.</w:t>
+      </w:r>
+    </w:p>
+    <w:p>
+      <w:pPr>
+        <w:spacing w:before="20" w:after="90" w:line="300" w:lineRule="auto"/>
+        <w:widowControl/>
+      </w:pPr>
+      <w:r>
+        <w:rPr>
+          <w:color w:val="000000"/>
+        </w:rPr>
+        <w:t>9. The committee demanded that the results ___ (publish – passive).</w:t>
+      </w:r>
+    </w:p>
+    <w:p>
+      <w:pPr>
+        <w:spacing w:before="20" w:after="90" w:line="300" w:lineRule="auto"/>
+        <w:widowControl/>
+      </w:pPr>
+      <w:r>
+        <w:rPr>
+          <w:color w:val="000000"/>
+        </w:rPr>
+        <w:t>10. Her parents insisted that she ___ (not travel) alone.</w:t>
+      </w:r>
+    </w:p>
+    <w:p>
+      <w:pPr>
+        <w:spacing w:before="240" w:after="60" w:line="300" w:lineRule="auto"/>
+        <w:widowControl/>
+        <w:keepNext/>
+      </w:pPr>
+      <w:r>
+        <w:rPr>
+          <w:color w:val="000000"/>
           <w:b/>
-        </w:rPr>
-        <w:t xml:space="preserve">PHẦN 4. WOULD RATHER / IT IS TIME (10 điểm)</w:t>
-      </w:r>
-    </w:p>
-    <w:p>
-      <w:r>
-        <w:t xml:space="preserve">1. I would rather ___ (stay) home tonight.</w:t>
-      </w:r>
-    </w:p>
-    <w:p>
-      <w:r>
-        <w:t xml:space="preserve">2. I would rather you ___ (come) tomorrow.</w:t>
-      </w:r>
-    </w:p>
-    <w:p>
-      <w:r>
-        <w:t xml:space="preserve">3. She would rather Nam ___ (not drive).</w:t>
-      </w:r>
-    </w:p>
-    <w:p>
-      <w:r>
-        <w:t xml:space="preserve">4. We would rather they ___ (tell) us earlier yesterday.</w:t>
-      </w:r>
-    </w:p>
-    <w:p>
-      <w:r>
-        <w:t xml:space="preserve">5. It is time we ___ (go) home.</w:t>
-      </w:r>
-    </w:p>
-    <w:p>
-      <w:r>
-        <w:t xml:space="preserve">6. It is high time you ___ (take) responsibility.</w:t>
-      </w:r>
-    </w:p>
-    <w:p>
-      <w:r>
-        <w:t xml:space="preserve">7. I would rather ___ (wait) outside.</w:t>
-      </w:r>
-    </w:p>
-    <w:p>
-      <w:r>
-        <w:t xml:space="preserve">8. Mai would rather her brother ___ (study) quietly.</w:t>
-      </w:r>
-    </w:p>
-    <w:p>
-      <w:r>
-        <w:t xml:space="preserve">9. It is about time the bus ___ (arrive).</w:t>
-      </w:r>
-    </w:p>
-    <w:p>
-      <w:r>
-        <w:t xml:space="preserve">10. I would rather you ___ (not use) my computer last night.</w:t>
-      </w:r>
-    </w:p>
-    <w:p>
-      <w:r>
-        <w:rPr>
+          <w:sz w:val="24"/>
+          <w:szCs w:val="24"/>
+        </w:rPr>
+        <w:t>PHẦN 3. WISH – HIỆN TẠI, QUÁ KHỨ VÀ TƯƠNG LAI (10 điểm)</w:t>
+      </w:r>
+    </w:p>
+    <w:p>
+      <w:pPr>
+        <w:spacing w:before="0" w:after="100" w:line="300" w:lineRule="auto"/>
+        <w:widowControl/>
+      </w:pPr>
+      <w:r>
+        <w:rPr>
+          <w:color w:val="000000"/>
+          <w:i/>
+        </w:rPr>
+        <w:t>Hoàn thành câu với dạng đúng của wish để diễn tả hiện tại, quá khứ hoặc tương lai.</w:t>
+      </w:r>
+    </w:p>
+    <w:p>
+      <w:pPr>
+        <w:spacing w:before="20" w:after="90" w:line="300" w:lineRule="auto"/>
+        <w:widowControl/>
+      </w:pPr>
+      <w:r>
+        <w:rPr>
+          <w:color w:val="000000"/>
+        </w:rPr>
+        <w:t>1. I wish I ___ (know) the answer now.</w:t>
+      </w:r>
+    </w:p>
+    <w:p>
+      <w:pPr>
+        <w:spacing w:before="20" w:after="90" w:line="300" w:lineRule="auto"/>
+        <w:widowControl/>
+      </w:pPr>
+      <w:r>
+        <w:rPr>
+          <w:color w:val="000000"/>
+        </w:rPr>
+        <w:t>2. Lan wishes she ___ (be) more confident.</w:t>
+      </w:r>
+    </w:p>
+    <w:p>
+      <w:pPr>
+        <w:spacing w:before="20" w:after="90" w:line="300" w:lineRule="auto"/>
+        <w:widowControl/>
+      </w:pPr>
+      <w:r>
+        <w:rPr>
+          <w:color w:val="000000"/>
+        </w:rPr>
+        <w:t>3. We wish we ___ (leave) earlier yesterday.</w:t>
+      </w:r>
+    </w:p>
+    <w:p>
+      <w:pPr>
+        <w:spacing w:before="20" w:after="90" w:line="300" w:lineRule="auto"/>
+        <w:widowControl/>
+      </w:pPr>
+      <w:r>
+        <w:rPr>
+          <w:color w:val="000000"/>
+        </w:rPr>
+        <w:t>4. Nam wishes he ___ (not miss) the bus this morning.</w:t>
+      </w:r>
+    </w:p>
+    <w:p>
+      <w:pPr>
+        <w:spacing w:before="20" w:after="90" w:line="300" w:lineRule="auto"/>
+        <w:widowControl/>
+      </w:pPr>
+      <w:r>
+        <w:rPr>
+          <w:color w:val="000000"/>
+        </w:rPr>
+        <w:t>5. I wish the neighbors ___ (be) quieter in future.</w:t>
+      </w:r>
+    </w:p>
+    <w:p>
+      <w:pPr>
+        <w:spacing w:before="20" w:after="90" w:line="300" w:lineRule="auto"/>
+        <w:widowControl/>
+      </w:pPr>
+      <w:r>
+        <w:rPr>
+          <w:color w:val="000000"/>
+        </w:rPr>
+        <w:t>6. She wishes it ___ (stop) raining.</w:t>
+      </w:r>
+    </w:p>
+    <w:p>
+      <w:pPr>
+        <w:spacing w:before="20" w:after="90" w:line="300" w:lineRule="auto"/>
+        <w:widowControl/>
+      </w:pPr>
+      <w:r>
+        <w:rPr>
+          <w:color w:val="000000"/>
+        </w:rPr>
+        <w:t>7. They wish they ___ (have) more free time now.</w:t>
+      </w:r>
+    </w:p>
+    <w:p>
+      <w:pPr>
+        <w:spacing w:before="20" w:after="90" w:line="300" w:lineRule="auto"/>
+        <w:widowControl/>
+      </w:pPr>
+      <w:r>
+        <w:rPr>
+          <w:color w:val="000000"/>
+        </w:rPr>
+        <w:t>8. I wish I ___ (not say) that yesterday.</w:t>
+      </w:r>
+    </w:p>
+    <w:p>
+      <w:pPr>
+        <w:spacing w:before="20" w:after="90" w:line="300" w:lineRule="auto"/>
+        <w:widowControl/>
+      </w:pPr>
+      <w:r>
+        <w:rPr>
+          <w:color w:val="000000"/>
+        </w:rPr>
+        <w:t>9. Mai wishes she ___ (can speak) Japanese.</w:t>
+      </w:r>
+    </w:p>
+    <w:p>
+      <w:pPr>
+        <w:spacing w:before="20" w:after="90" w:line="300" w:lineRule="auto"/>
+        <w:widowControl/>
+      </w:pPr>
+      <w:r>
+        <w:rPr>
+          <w:color w:val="000000"/>
+        </w:rPr>
+        <w:t>10. We wish the company ___ (give) clearer instructions.</w:t>
+      </w:r>
+    </w:p>
+    <w:p>
+      <w:pPr>
+        <w:spacing w:before="240" w:after="60" w:line="300" w:lineRule="auto"/>
+        <w:widowControl/>
+        <w:keepNext/>
+      </w:pPr>
+      <w:r>
+        <w:rPr>
+          <w:color w:val="000000"/>
           <w:b/>
-        </w:rPr>
-        <w:t xml:space="preserve">PHẦN 5. AS IF / AS THOUGH / WERE (10 điểm)</w:t>
-      </w:r>
-    </w:p>
-    <w:p>
-      <w:r>
-        <w:t xml:space="preserve">1. He talks as if he ___ (know) everything, but he does not.</w:t>
-      </w:r>
-    </w:p>
-    <w:p>
-      <w:r>
-        <w:t xml:space="preserve">2. She spends money as though she ___ (be) rich.</w:t>
-      </w:r>
-    </w:p>
-    <w:p>
-      <w:r>
-        <w:t xml:space="preserve">3. Nam looked as if he ___ (not sleep) all night.</w:t>
-      </w:r>
-    </w:p>
-    <w:p>
-      <w:r>
-        <w:t xml:space="preserve">4. If I ___ (be) you, I would accept.</w:t>
-      </w:r>
-    </w:p>
-    <w:p>
-      <w:r>
-        <w:t xml:space="preserve">5. Mai acts as though she ___ (own) the place.</w:t>
-      </w:r>
-    </w:p>
-    <w:p>
-      <w:r>
-        <w:t xml:space="preserve">6. The child looks as if he ___ (be) tired. (real possibility)</w:t>
-      </w:r>
-    </w:p>
-    <w:p>
-      <w:r>
-        <w:t xml:space="preserve">7. He stared as though he ___ (see) a ghost earlier.</w:t>
-      </w:r>
-    </w:p>
-    <w:p>
-      <w:r>
-        <w:t xml:space="preserve">8. If she ___ (be) here, she would help.</w:t>
-      </w:r>
-    </w:p>
-    <w:p>
-      <w:r>
-        <w:t xml:space="preserve">9. It sounds as if the engine ___ (need) repair. (real assessment)</w:t>
-      </w:r>
-    </w:p>
-    <w:p>
-      <w:r>
-        <w:t xml:space="preserve">10. They behaved as though nothing ___ (happen), although it had.</w:t>
-      </w:r>
-    </w:p>
-    <w:p>
-      <w:r>
-        <w:rPr>
+          <w:sz w:val="24"/>
+          <w:szCs w:val="24"/>
+        </w:rPr>
+        <w:t>PHẦN 4. WOULD RATHER / IT IS TIME (10 điểm)</w:t>
+      </w:r>
+    </w:p>
+    <w:p>
+      <w:pPr>
+        <w:spacing w:before="0" w:after="100" w:line="300" w:lineRule="auto"/>
+        <w:widowControl/>
+      </w:pPr>
+      <w:r>
+        <w:rPr>
+          <w:color w:val="000000"/>
+          <w:i/>
+        </w:rPr>
+        <w:t>Hoàn thành câu với would rather hoặc it is time theo đúng mốc thời gian.</w:t>
+      </w:r>
+    </w:p>
+    <w:p>
+      <w:pPr>
+        <w:spacing w:before="20" w:after="90" w:line="300" w:lineRule="auto"/>
+        <w:widowControl/>
+      </w:pPr>
+      <w:r>
+        <w:rPr>
+          <w:color w:val="000000"/>
+        </w:rPr>
+        <w:t>1. I would rather ___ (stay) home tonight.</w:t>
+      </w:r>
+    </w:p>
+    <w:p>
+      <w:pPr>
+        <w:spacing w:before="20" w:after="90" w:line="300" w:lineRule="auto"/>
+        <w:widowControl/>
+      </w:pPr>
+      <w:r>
+        <w:rPr>
+          <w:color w:val="000000"/>
+        </w:rPr>
+        <w:t>2. I would rather you ___ (come) tomorrow.</w:t>
+      </w:r>
+    </w:p>
+    <w:p>
+      <w:pPr>
+        <w:spacing w:before="20" w:after="90" w:line="300" w:lineRule="auto"/>
+        <w:widowControl/>
+      </w:pPr>
+      <w:r>
+        <w:rPr>
+          <w:color w:val="000000"/>
+        </w:rPr>
+        <w:t>3. She would rather Nam ___ (not drive).</w:t>
+      </w:r>
+    </w:p>
+    <w:p>
+      <w:pPr>
+        <w:spacing w:before="20" w:after="90" w:line="300" w:lineRule="auto"/>
+        <w:widowControl/>
+      </w:pPr>
+      <w:r>
+        <w:rPr>
+          <w:color w:val="000000"/>
+        </w:rPr>
+        <w:t>4. We would rather they ___ (tell) us earlier yesterday.</w:t>
+      </w:r>
+    </w:p>
+    <w:p>
+      <w:pPr>
+        <w:spacing w:before="20" w:after="90" w:line="300" w:lineRule="auto"/>
+        <w:widowControl/>
+      </w:pPr>
+      <w:r>
+        <w:rPr>
+          <w:color w:val="000000"/>
+        </w:rPr>
+        <w:t>5. It is time we ___ (go) home.</w:t>
+      </w:r>
+    </w:p>
+    <w:p>
+      <w:pPr>
+        <w:spacing w:before="20" w:after="90" w:line="300" w:lineRule="auto"/>
+        <w:widowControl/>
+      </w:pPr>
+      <w:r>
+        <w:rPr>
+          <w:color w:val="000000"/>
+        </w:rPr>
+        <w:t>6. It is high time you ___ (take) responsibility.</w:t>
+      </w:r>
+    </w:p>
+    <w:p>
+      <w:pPr>
+        <w:spacing w:before="20" w:after="90" w:line="300" w:lineRule="auto"/>
+        <w:widowControl/>
+      </w:pPr>
+      <w:r>
+        <w:rPr>
+          <w:color w:val="000000"/>
+        </w:rPr>
+        <w:t>7. I would rather ___ (wait) outside.</w:t>
+      </w:r>
+    </w:p>
+    <w:p>
+      <w:pPr>
+        <w:spacing w:before="20" w:after="90" w:line="300" w:lineRule="auto"/>
+        <w:widowControl/>
+      </w:pPr>
+      <w:r>
+        <w:rPr>
+          <w:color w:val="000000"/>
+        </w:rPr>
+        <w:t>8. Mai would rather her brother ___ (study) quietly.</w:t>
+      </w:r>
+    </w:p>
+    <w:p>
+      <w:pPr>
+        <w:spacing w:before="20" w:after="90" w:line="300" w:lineRule="auto"/>
+        <w:widowControl/>
+      </w:pPr>
+      <w:r>
+        <w:rPr>
+          <w:color w:val="000000"/>
+        </w:rPr>
+        <w:t>9. It is about time the bus ___ (arrive).</w:t>
+      </w:r>
+    </w:p>
+    <w:p>
+      <w:pPr>
+        <w:spacing w:before="20" w:after="90" w:line="300" w:lineRule="auto"/>
+        <w:widowControl/>
+      </w:pPr>
+      <w:r>
+        <w:rPr>
+          <w:color w:val="000000"/>
+        </w:rPr>
+        <w:t>10. I would rather you ___ (not use) my computer last night.</w:t>
+      </w:r>
+    </w:p>
+    <w:p>
+      <w:pPr>
+        <w:spacing w:before="240" w:after="60" w:line="300" w:lineRule="auto"/>
+        <w:widowControl/>
+        <w:keepNext/>
+      </w:pPr>
+      <w:r>
+        <w:rPr>
+          <w:color w:val="000000"/>
           <w:b/>
-        </w:rPr>
-        <w:t xml:space="preserve">PHẦN 6. VIẾT LẠI CÂU (10 điểm)</w:t>
-      </w:r>
-    </w:p>
-    <w:p>
-      <w:r>
-        <w:t xml:space="preserve">1. “Nam should rest,” the doctor said. (RECOMMENDED)</w:t>
-      </w:r>
-    </w:p>
-    <w:p>
-      <w:r>
-        <w:t xml:space="preserve">2. Every applicant must provide ID. (REQUIRED)</w:t>
-      </w:r>
-    </w:p>
-    <w:p>
-      <w:r>
-        <w:t xml:space="preserve">3. I do not know the answer. (WISH)</w:t>
-      </w:r>
-    </w:p>
-    <w:p>
-      <w:r>
-        <w:t xml:space="preserve">4. I did not study harder last year. (WISH)</w:t>
-      </w:r>
-    </w:p>
-    <w:p>
-      <w:r>
-        <w:t xml:space="preserve">5. Please come tomorrow, not today. (WOULD RATHER)</w:t>
-      </w:r>
-    </w:p>
-    <w:p>
-      <w:r>
-        <w:t xml:space="preserve">6. You should take responsibility now. (HIGH TIME)</w:t>
-      </w:r>
-    </w:p>
-    <w:p>
-      <w:r>
-        <w:t xml:space="preserve">7. The committee wants the plan reviewed. (PROPOSED)</w:t>
-      </w:r>
-    </w:p>
-    <w:p>
-      <w:r>
-        <w:t xml:space="preserve">8. She is not here, but I want her to be. (WISH)</w:t>
-      </w:r>
-    </w:p>
-    <w:p>
-      <w:r>
-        <w:t xml:space="preserve">9. He behaves like the manager, but he is not. (AS IF)</w:t>
-      </w:r>
-    </w:p>
-    <w:p>
-      <w:r>
-        <w:t xml:space="preserve">10. You did not tell me earlier. (WOULD RATHER)</w:t>
-      </w:r>
-    </w:p>
-    <w:p>
-      <w:r>
-        <w:rPr>
+          <w:sz w:val="24"/>
+          <w:szCs w:val="24"/>
+        </w:rPr>
+        <w:t>PHẦN 5. AS IF / AS THOUGH / WERE (10 điểm)</w:t>
+      </w:r>
+    </w:p>
+    <w:p>
+      <w:pPr>
+        <w:spacing w:before="0" w:after="100" w:line="300" w:lineRule="auto"/>
+        <w:widowControl/>
+      </w:pPr>
+      <w:r>
+        <w:rPr>
+          <w:color w:val="000000"/>
+          <w:i/>
+        </w:rPr>
+        <w:t>Hoàn thành câu với dạng đúng của as if, as though hoặc were.</w:t>
+      </w:r>
+    </w:p>
+    <w:p>
+      <w:pPr>
+        <w:spacing w:before="20" w:after="90" w:line="300" w:lineRule="auto"/>
+        <w:widowControl/>
+      </w:pPr>
+      <w:r>
+        <w:rPr>
+          <w:color w:val="000000"/>
+        </w:rPr>
+        <w:t>1. He talks as if he ___ (know) everything, but he does not.</w:t>
+      </w:r>
+    </w:p>
+    <w:p>
+      <w:pPr>
+        <w:spacing w:before="20" w:after="90" w:line="300" w:lineRule="auto"/>
+        <w:widowControl/>
+      </w:pPr>
+      <w:r>
+        <w:rPr>
+          <w:color w:val="000000"/>
+        </w:rPr>
+        <w:t>2. She spends money as though she ___ (be) rich.</w:t>
+      </w:r>
+    </w:p>
+    <w:p>
+      <w:pPr>
+        <w:spacing w:before="20" w:after="90" w:line="300" w:lineRule="auto"/>
+        <w:widowControl/>
+      </w:pPr>
+      <w:r>
+        <w:rPr>
+          <w:color w:val="000000"/>
+        </w:rPr>
+        <w:t>3. Nam looked as if he ___ (not sleep) all night.</w:t>
+      </w:r>
+    </w:p>
+    <w:p>
+      <w:pPr>
+        <w:spacing w:before="20" w:after="90" w:line="300" w:lineRule="auto"/>
+        <w:widowControl/>
+      </w:pPr>
+      <w:r>
+        <w:rPr>
+          <w:color w:val="000000"/>
+        </w:rPr>
+        <w:t>4. If I ___ (be) you, I would accept.</w:t>
+      </w:r>
+    </w:p>
+    <w:p>
+      <w:pPr>
+        <w:spacing w:before="20" w:after="90" w:line="300" w:lineRule="auto"/>
+        <w:widowControl/>
+      </w:pPr>
+      <w:r>
+        <w:rPr>
+          <w:color w:val="000000"/>
+        </w:rPr>
+        <w:t>5. Mai acts as though she ___ (own) the place.</w:t>
+      </w:r>
+    </w:p>
+    <w:p>
+      <w:pPr>
+        <w:spacing w:before="20" w:after="90" w:line="300" w:lineRule="auto"/>
+        <w:widowControl/>
+      </w:pPr>
+      <w:r>
+        <w:rPr>
+          <w:color w:val="000000"/>
+        </w:rPr>
+        <w:t>6. The child looks as if he ___ (be) tired. (real possibility)</w:t>
+      </w:r>
+    </w:p>
+    <w:p>
+      <w:pPr>
+        <w:spacing w:before="20" w:after="90" w:line="300" w:lineRule="auto"/>
+        <w:widowControl/>
+      </w:pPr>
+      <w:r>
+        <w:rPr>
+          <w:color w:val="000000"/>
+        </w:rPr>
+        <w:t>7. He stared as though he ___ (see) a ghost earlier.</w:t>
+      </w:r>
+    </w:p>
+    <w:p>
+      <w:pPr>
+        <w:spacing w:before="20" w:after="90" w:line="300" w:lineRule="auto"/>
+        <w:widowControl/>
+      </w:pPr>
+      <w:r>
+        <w:rPr>
+          <w:color w:val="000000"/>
+        </w:rPr>
+        <w:t>8. If she ___ (be) here, she would help.</w:t>
+      </w:r>
+    </w:p>
+    <w:p>
+      <w:pPr>
+        <w:spacing w:before="20" w:after="90" w:line="300" w:lineRule="auto"/>
+        <w:widowControl/>
+      </w:pPr>
+      <w:r>
+        <w:rPr>
+          <w:color w:val="000000"/>
+        </w:rPr>
+        <w:t>9. It sounds as if the engine ___ (need) repair. (real assessment)</w:t>
+      </w:r>
+    </w:p>
+    <w:p>
+      <w:pPr>
+        <w:spacing w:before="20" w:after="90" w:line="300" w:lineRule="auto"/>
+        <w:widowControl/>
+      </w:pPr>
+      <w:r>
+        <w:rPr>
+          <w:color w:val="000000"/>
+        </w:rPr>
+        <w:t>10. They behaved as though nothing ___ (happen), although it had.</w:t>
+      </w:r>
+    </w:p>
+    <w:p>
+      <w:pPr>
+        <w:spacing w:before="240" w:after="60" w:line="300" w:lineRule="auto"/>
+        <w:widowControl/>
+        <w:keepNext/>
+      </w:pPr>
+      <w:r>
+        <w:rPr>
+          <w:color w:val="000000"/>
           <w:b/>
-        </w:rPr>
-        <w:t xml:space="preserve">PHẦN 7. SỬA LỖI SAI (10 điểm)</w:t>
-      </w:r>
-    </w:p>
-    <w:p>
-      <w:r>
-        <w:t xml:space="preserve">1. They suggested that he goes early.</w:t>
-      </w:r>
-    </w:p>
-    <w:p>
-      <w:r>
-        <w:t xml:space="preserve">2. It is essential that she is present.</w:t>
-      </w:r>
-    </w:p>
-    <w:p>
-      <w:r>
-        <w:t xml:space="preserve">3. The doctor recommended him to rest.</w:t>
-      </w:r>
-    </w:p>
-    <w:p>
-      <w:r>
-        <w:t xml:space="preserve">4. I wish I would know the answer.</w:t>
-      </w:r>
-    </w:p>
-    <w:p>
-      <w:r>
-        <w:t xml:space="preserve">5. I would rather you come tomorrow.</w:t>
-      </w:r>
-    </w:p>
-    <w:p>
-      <w:r>
-        <w:t xml:space="preserve">6. It is high time we go home.</w:t>
-      </w:r>
-    </w:p>
-    <w:p>
-      <w:r>
-        <w:t xml:space="preserve">7. The manager demanded that the report is submitted.</w:t>
-      </w:r>
-    </w:p>
-    <w:p>
-      <w:r>
-        <w:t xml:space="preserve">8. She suggested me to take a taxi.</w:t>
-      </w:r>
-    </w:p>
-    <w:p>
-      <w:r>
-        <w:t xml:space="preserve">9. If I was you, I would apologize.</w:t>
-      </w:r>
-    </w:p>
-    <w:p>
-      <w:r>
-        <w:t xml:space="preserve">10. I wish I studied harder last year.</w:t>
-      </w:r>
-    </w:p>
-    <w:p>
-      <w:r>
-        <w:rPr>
+          <w:sz w:val="24"/>
+          <w:szCs w:val="24"/>
+        </w:rPr>
+        <w:t>PHẦN 6. VIẾT LẠI CÂU (10 điểm)</w:t>
+      </w:r>
+    </w:p>
+    <w:p>
+      <w:pPr>
+        <w:spacing w:before="0" w:after="100" w:line="300" w:lineRule="auto"/>
+        <w:widowControl/>
+      </w:pPr>
+      <w:r>
+        <w:rPr>
+          <w:color w:val="000000"/>
+          <w:i/>
+        </w:rPr>
+        <w:t>Viết lại câu theo từ/cụm từ gợi ý, giữ nguyên nghĩa ban đầu.</w:t>
+      </w:r>
+    </w:p>
+    <w:p>
+      <w:pPr>
+        <w:spacing w:before="20" w:after="90" w:line="300" w:lineRule="auto"/>
+        <w:widowControl/>
+      </w:pPr>
+      <w:r>
+        <w:rPr>
+          <w:color w:val="000000"/>
+        </w:rPr>
+        <w:t>1. “Nam should rest,” the doctor said. (RECOMMENDED)</w:t>
+      </w:r>
+    </w:p>
+    <w:p>
+      <w:pPr>
+        <w:spacing w:before="20" w:after="90" w:line="300" w:lineRule="auto"/>
+        <w:widowControl/>
+      </w:pPr>
+      <w:r>
+        <w:rPr>
+          <w:color w:val="000000"/>
+        </w:rPr>
+        <w:t>2. Every applicant must provide ID. (REQUIRED)</w:t>
+      </w:r>
+    </w:p>
+    <w:p>
+      <w:pPr>
+        <w:spacing w:before="20" w:after="90" w:line="300" w:lineRule="auto"/>
+        <w:widowControl/>
+      </w:pPr>
+      <w:r>
+        <w:rPr>
+          <w:color w:val="000000"/>
+        </w:rPr>
+        <w:t>3. I do not know the answer. (WISH)</w:t>
+      </w:r>
+    </w:p>
+    <w:p>
+      <w:pPr>
+        <w:spacing w:before="20" w:after="90" w:line="300" w:lineRule="auto"/>
+        <w:widowControl/>
+      </w:pPr>
+      <w:r>
+        <w:rPr>
+          <w:color w:val="000000"/>
+        </w:rPr>
+        <w:t>4. I did not study harder last year. (WISH)</w:t>
+      </w:r>
+    </w:p>
+    <w:p>
+      <w:pPr>
+        <w:spacing w:before="20" w:after="90" w:line="300" w:lineRule="auto"/>
+        <w:widowControl/>
+      </w:pPr>
+      <w:r>
+        <w:rPr>
+          <w:color w:val="000000"/>
+        </w:rPr>
+        <w:t>5. Please come tomorrow, not today. (WOULD RATHER)</w:t>
+      </w:r>
+    </w:p>
+    <w:p>
+      <w:pPr>
+        <w:spacing w:before="20" w:after="90" w:line="300" w:lineRule="auto"/>
+        <w:widowControl/>
+      </w:pPr>
+      <w:r>
+        <w:rPr>
+          <w:color w:val="000000"/>
+        </w:rPr>
+        <w:t>6. You should take responsibility now. (HIGH TIME)</w:t>
+      </w:r>
+    </w:p>
+    <w:p>
+      <w:pPr>
+        <w:spacing w:before="20" w:after="90" w:line="300" w:lineRule="auto"/>
+        <w:widowControl/>
+      </w:pPr>
+      <w:r>
+        <w:rPr>
+          <w:color w:val="000000"/>
+        </w:rPr>
+        <w:t>7. The committee wants the plan reviewed. (PROPOSED)</w:t>
+      </w:r>
+    </w:p>
+    <w:p>
+      <w:pPr>
+        <w:spacing w:before="20" w:after="90" w:line="300" w:lineRule="auto"/>
+        <w:widowControl/>
+      </w:pPr>
+      <w:r>
+        <w:rPr>
+          <w:color w:val="000000"/>
+        </w:rPr>
+        <w:t>8. She is not here, but I want her to be. (WISH)</w:t>
+      </w:r>
+    </w:p>
+    <w:p>
+      <w:pPr>
+        <w:spacing w:before="20" w:after="90" w:line="300" w:lineRule="auto"/>
+        <w:widowControl/>
+      </w:pPr>
+      <w:r>
+        <w:rPr>
+          <w:color w:val="000000"/>
+        </w:rPr>
+        <w:t>9. He behaves like the manager, but he is not. (AS IF)</w:t>
+      </w:r>
+    </w:p>
+    <w:p>
+      <w:pPr>
+        <w:spacing w:before="20" w:after="90" w:line="300" w:lineRule="auto"/>
+        <w:widowControl/>
+      </w:pPr>
+      <w:r>
+        <w:rPr>
+          <w:color w:val="000000"/>
+        </w:rPr>
+        <w:t>10. You did not tell me earlier. (WOULD RATHER)</w:t>
+      </w:r>
+    </w:p>
+    <w:p>
+      <w:pPr>
+        <w:spacing w:before="240" w:after="60" w:line="300" w:lineRule="auto"/>
+        <w:widowControl/>
+        <w:keepNext/>
+      </w:pPr>
+      <w:r>
+        <w:rPr>
+          <w:color w:val="000000"/>
           <w:b/>
-        </w:rPr>
-        <w:t xml:space="preserve">PHẦN 8. DỊCH SANG TIẾNG ANH (10 điểm)</w:t>
-      </w:r>
-    </w:p>
-    <w:p>
-      <w:r>
-        <w:t xml:space="preserve">1. Bác sĩ khuyên anh ấy nên nghỉ ngơi.</w:t>
-      </w:r>
-    </w:p>
-    <w:p>
-      <w:r>
-        <w:t xml:space="preserve">2. Điều cần thiết là mọi người phải có mặt.</w:t>
-      </w:r>
-    </w:p>
-    <w:p>
-      <w:r>
-        <w:t xml:space="preserve">3. Họ yêu cầu tài liệu phải được ký.</w:t>
-      </w:r>
-    </w:p>
-    <w:p>
-      <w:r>
-        <w:t xml:space="preserve">4. Tôi ước mình biết câu trả lời.</w:t>
-      </w:r>
-    </w:p>
-    <w:p>
-      <w:r>
-        <w:t xml:space="preserve">5. Lan ước cô ấy đã học chăm hơn.</w:t>
-      </w:r>
-    </w:p>
-    <w:p>
-      <w:r>
-        <w:t xml:space="preserve">6. Tôi muốn bạn đến vào ngày mai hơn.</w:t>
-      </w:r>
-    </w:p>
-    <w:p>
-      <w:r>
-        <w:t xml:space="preserve">7. Đã đến lúc chúng ta về nhà.</w:t>
-      </w:r>
-    </w:p>
-    <w:p>
-      <w:r>
-        <w:t xml:space="preserve">8. Anh ấy nói như thể anh ấy biết mọi thứ.</w:t>
-      </w:r>
-    </w:p>
-    <w:p>
-      <w:r>
-        <w:t xml:space="preserve">9. Nếu tôi là bạn, tôi sẽ xin lỗi.</w:t>
-      </w:r>
-    </w:p>
-    <w:p>
-      <w:r>
-        <w:t xml:space="preserve">10. Ủy ban đề nghị quy tắc phải được thay đổi.</w:t>
-      </w:r>
-    </w:p>
-    <w:p>
-      <w:r>
-        <w:rPr>
+          <w:sz w:val="24"/>
+          <w:szCs w:val="24"/>
+        </w:rPr>
+        <w:t>PHẦN 7. SỬA LỖI SAI (10 điểm)</w:t>
+      </w:r>
+    </w:p>
+    <w:p>
+      <w:pPr>
+        <w:spacing w:before="0" w:after="100" w:line="300" w:lineRule="auto"/>
+        <w:widowControl/>
+      </w:pPr>
+      <w:r>
+        <w:rPr>
+          <w:color w:val="000000"/>
+          <w:i/>
+        </w:rPr>
+        <w:t>Tìm và sửa lỗi sai trong mỗi câu.</w:t>
+      </w:r>
+    </w:p>
+    <w:p>
+      <w:pPr>
+        <w:spacing w:before="20" w:after="90" w:line="300" w:lineRule="auto"/>
+        <w:widowControl/>
+      </w:pPr>
+      <w:r>
+        <w:rPr>
+          <w:color w:val="000000"/>
+        </w:rPr>
+        <w:t>1. They suggested that he goes early.</w:t>
+      </w:r>
+    </w:p>
+    <w:p>
+      <w:pPr>
+        <w:spacing w:before="20" w:after="90" w:line="300" w:lineRule="auto"/>
+        <w:widowControl/>
+      </w:pPr>
+      <w:r>
+        <w:rPr>
+          <w:color w:val="000000"/>
+        </w:rPr>
+        <w:t>2. It is essential that she is present.</w:t>
+      </w:r>
+    </w:p>
+    <w:p>
+      <w:pPr>
+        <w:spacing w:before="20" w:after="90" w:line="300" w:lineRule="auto"/>
+        <w:widowControl/>
+      </w:pPr>
+      <w:r>
+        <w:rPr>
+          <w:color w:val="000000"/>
+        </w:rPr>
+        <w:t>3. The doctor recommended him to rest.</w:t>
+      </w:r>
+    </w:p>
+    <w:p>
+      <w:pPr>
+        <w:spacing w:before="20" w:after="90" w:line="300" w:lineRule="auto"/>
+        <w:widowControl/>
+      </w:pPr>
+      <w:r>
+        <w:rPr>
+          <w:color w:val="000000"/>
+        </w:rPr>
+        <w:t>4. I wish I would know the answer.</w:t>
+      </w:r>
+    </w:p>
+    <w:p>
+      <w:pPr>
+        <w:spacing w:before="20" w:after="90" w:line="300" w:lineRule="auto"/>
+        <w:widowControl/>
+      </w:pPr>
+      <w:r>
+        <w:rPr>
+          <w:color w:val="000000"/>
+        </w:rPr>
+        <w:t>5. I would rather you come tomorrow.</w:t>
+      </w:r>
+    </w:p>
+    <w:p>
+      <w:pPr>
+        <w:spacing w:before="20" w:after="90" w:line="300" w:lineRule="auto"/>
+        <w:widowControl/>
+      </w:pPr>
+      <w:r>
+        <w:rPr>
+          <w:color w:val="000000"/>
+        </w:rPr>
+        <w:t>6. It is high time we go home.</w:t>
+      </w:r>
+    </w:p>
+    <w:p>
+      <w:pPr>
+        <w:spacing w:before="20" w:after="90" w:line="300" w:lineRule="auto"/>
+        <w:widowControl/>
+      </w:pPr>
+      <w:r>
+        <w:rPr>
+          <w:color w:val="000000"/>
+        </w:rPr>
+        <w:t>7. The manager demanded that the report is submitted.</w:t>
+      </w:r>
+    </w:p>
+    <w:p>
+      <w:pPr>
+        <w:spacing w:before="20" w:after="90" w:line="300" w:lineRule="auto"/>
+        <w:widowControl/>
+      </w:pPr>
+      <w:r>
+        <w:rPr>
+          <w:color w:val="000000"/>
+        </w:rPr>
+        <w:t>8. She suggested me to take a taxi.</w:t>
+      </w:r>
+    </w:p>
+    <w:p>
+      <w:pPr>
+        <w:spacing w:before="20" w:after="90" w:line="300" w:lineRule="auto"/>
+        <w:widowControl/>
+      </w:pPr>
+      <w:r>
+        <w:rPr>
+          <w:color w:val="000000"/>
+        </w:rPr>
+        <w:t>9. If I was you, I would apologize.</w:t>
+      </w:r>
+    </w:p>
+    <w:p>
+      <w:pPr>
+        <w:spacing w:before="20" w:after="90" w:line="300" w:lineRule="auto"/>
+        <w:widowControl/>
+      </w:pPr>
+      <w:r>
+        <w:rPr>
+          <w:color w:val="000000"/>
+        </w:rPr>
+        <w:t>10. I wish I studied harder last year.</w:t>
+      </w:r>
+    </w:p>
+    <w:p>
+      <w:pPr>
+        <w:spacing w:before="240" w:after="60" w:line="300" w:lineRule="auto"/>
+        <w:widowControl/>
+        <w:keepNext/>
+      </w:pPr>
+      <w:r>
+        <w:rPr>
+          <w:color w:val="000000"/>
           <w:b/>
-        </w:rPr>
-        <w:t xml:space="preserve">PHẦN 9. ĐỌC HIỂU (10 điểm)</w:t>
-      </w:r>
-    </w:p>
-    <w:p>
-      <w:r>
-        <w:t xml:space="preserve">A school technology project is two weeks late. The principal demanded that the team submit a new schedule and recommended that an experienced teacher supervise the work. It is essential that every task be completed before Friday. Mai wishes the group had tested the software earlier. She would rather the designer fixed the menu today. Some members behave as if the delay were not serious, but it is high time everyone took responsibility.</w:t>
-      </w:r>
-    </w:p>
-    <w:p>
-      <w:r>
-        <w:t xml:space="preserve">1. How late is the project? 2. What did the principal demand? 3. Who should supervise? 4. What does Mai regret? 5. What is it high time for everyone to do?</w:t>
-      </w:r>
-    </w:p>
-    <w:p>
-      <w:r>
-        <w:rPr>
+          <w:sz w:val="24"/>
+          <w:szCs w:val="24"/>
+        </w:rPr>
+        <w:t>PHẦN 8. DỊCH SANG TIẾNG ANH (10 điểm)</w:t>
+      </w:r>
+    </w:p>
+    <w:p>
+      <w:pPr>
+        <w:spacing w:before="0" w:after="100" w:line="300" w:lineRule="auto"/>
+        <w:widowControl/>
+      </w:pPr>
+      <w:r>
+        <w:rPr>
+          <w:color w:val="000000"/>
+          <w:i/>
+        </w:rPr>
+        <w:t>Dịch mỗi câu sang tiếng Anh, sử dụng cấu trúc phù hợp.</w:t>
+      </w:r>
+    </w:p>
+    <w:p>
+      <w:pPr>
+        <w:spacing w:before="20" w:after="90" w:line="300" w:lineRule="auto"/>
+        <w:widowControl/>
+      </w:pPr>
+      <w:r>
+        <w:rPr>
+          <w:color w:val="000000"/>
+        </w:rPr>
+        <w:t>1. Bác sĩ khuyên anh ấy nên nghỉ ngơi.</w:t>
+      </w:r>
+    </w:p>
+    <w:p>
+      <w:pPr>
+        <w:spacing w:before="20" w:after="90" w:line="300" w:lineRule="auto"/>
+        <w:widowControl/>
+      </w:pPr>
+      <w:r>
+        <w:rPr>
+          <w:color w:val="000000"/>
+        </w:rPr>
+        <w:t>2. Điều cần thiết là mọi người phải có mặt.</w:t>
+      </w:r>
+    </w:p>
+    <w:p>
+      <w:pPr>
+        <w:spacing w:before="20" w:after="90" w:line="300" w:lineRule="auto"/>
+        <w:widowControl/>
+      </w:pPr>
+      <w:r>
+        <w:rPr>
+          <w:color w:val="000000"/>
+        </w:rPr>
+        <w:t>3. Họ yêu cầu tài liệu phải được ký.</w:t>
+      </w:r>
+    </w:p>
+    <w:p>
+      <w:pPr>
+        <w:spacing w:before="20" w:after="90" w:line="300" w:lineRule="auto"/>
+        <w:widowControl/>
+      </w:pPr>
+      <w:r>
+        <w:rPr>
+          <w:color w:val="000000"/>
+        </w:rPr>
+        <w:t>4. Tôi ước mình biết câu trả lời.</w:t>
+      </w:r>
+    </w:p>
+    <w:p>
+      <w:pPr>
+        <w:spacing w:before="20" w:after="90" w:line="300" w:lineRule="auto"/>
+        <w:widowControl/>
+      </w:pPr>
+      <w:r>
+        <w:rPr>
+          <w:color w:val="000000"/>
+        </w:rPr>
+        <w:t>5. Lan ước cô ấy đã học chăm hơn.</w:t>
+      </w:r>
+    </w:p>
+    <w:p>
+      <w:pPr>
+        <w:spacing w:before="20" w:after="90" w:line="300" w:lineRule="auto"/>
+        <w:widowControl/>
+      </w:pPr>
+      <w:r>
+        <w:rPr>
+          <w:color w:val="000000"/>
+        </w:rPr>
+        <w:t>6. Tôi muốn bạn đến vào ngày mai hơn.</w:t>
+      </w:r>
+    </w:p>
+    <w:p>
+      <w:pPr>
+        <w:spacing w:before="20" w:after="90" w:line="300" w:lineRule="auto"/>
+        <w:widowControl/>
+      </w:pPr>
+      <w:r>
+        <w:rPr>
+          <w:color w:val="000000"/>
+        </w:rPr>
+        <w:t>7. Đã đến lúc chúng ta về nhà.</w:t>
+      </w:r>
+    </w:p>
+    <w:p>
+      <w:pPr>
+        <w:spacing w:before="20" w:after="90" w:line="300" w:lineRule="auto"/>
+        <w:widowControl/>
+      </w:pPr>
+      <w:r>
+        <w:rPr>
+          <w:color w:val="000000"/>
+        </w:rPr>
+        <w:t>8. Anh ấy nói như thể anh ấy biết mọi thứ.</w:t>
+      </w:r>
+    </w:p>
+    <w:p>
+      <w:pPr>
+        <w:spacing w:before="20" w:after="90" w:line="300" w:lineRule="auto"/>
+        <w:widowControl/>
+      </w:pPr>
+      <w:r>
+        <w:rPr>
+          <w:color w:val="000000"/>
+        </w:rPr>
+        <w:t>9. Nếu tôi là bạn, tôi sẽ xin lỗi.</w:t>
+      </w:r>
+    </w:p>
+    <w:p>
+      <w:pPr>
+        <w:spacing w:before="20" w:after="90" w:line="300" w:lineRule="auto"/>
+        <w:widowControl/>
+      </w:pPr>
+      <w:r>
+        <w:rPr>
+          <w:color w:val="000000"/>
+        </w:rPr>
+        <w:t>10. Ủy ban đề nghị quy tắc phải được thay đổi.</w:t>
+      </w:r>
+    </w:p>
+    <w:p>
+      <w:pPr>
+        <w:spacing w:before="240" w:after="60" w:line="300" w:lineRule="auto"/>
+        <w:widowControl/>
+        <w:keepNext/>
+      </w:pPr>
+      <w:r>
+        <w:rPr>
+          <w:color w:val="000000"/>
           <w:b/>
-        </w:rPr>
-        <w:t xml:space="preserve">PHẦN 10. VIẾT (10 điểm)</w:t>
-      </w:r>
-    </w:p>
-    <w:p>
-      <w:r>
-        <w:t xml:space="preserve">Viết 110–130 từ về một dự án ở trường bị chậm. Dùng ít nhất 3 mandative subjunctives, 2 câu wish và 1 cấu trúc it is time hoặc would rather.</w:t>
-      </w:r>
-    </w:p>
-    <w:p>
-      <w:r>
-        <w:rPr>
+          <w:sz w:val="24"/>
+          <w:szCs w:val="24"/>
+        </w:rPr>
+        <w:t>PHẦN 9. ĐỌC HIỂU (10 điểm)</w:t>
+      </w:r>
+    </w:p>
+    <w:p>
+      <w:pPr>
+        <w:spacing w:before="0" w:after="100" w:line="300" w:lineRule="auto"/>
+        <w:widowControl/>
+      </w:pPr>
+      <w:r>
+        <w:rPr>
+          <w:color w:val="000000"/>
+          <w:i/>
+        </w:rPr>
+        <w:t>Đọc đoạn văn, sau đó trả lời ngắn gọn 5 câu hỏi.</w:t>
+      </w:r>
+    </w:p>
+    <w:p>
+      <w:pPr>
+        <w:spacing w:before="20" w:after="110" w:line="320" w:lineRule="auto"/>
+        <w:widowControl/>
+      </w:pPr>
+      <w:r>
+        <w:rPr>
+          <w:color w:val="000000"/>
+        </w:rPr>
+        <w:t>A school technology project is two weeks late. The principal demanded that the team submit a new schedule and recommended that an experienced teacher supervise the work.</w:t>
+      </w:r>
+    </w:p>
+    <w:p>
+      <w:pPr>
+        <w:spacing w:before="20" w:after="110" w:line="320" w:lineRule="auto"/>
+        <w:widowControl/>
+      </w:pPr>
+      <w:r>
+        <w:rPr>
+          <w:color w:val="000000"/>
+        </w:rPr>
+        <w:t>It is essential that every task be completed before Friday. Mai wishes the group had tested the software earlier.</w:t>
+      </w:r>
+    </w:p>
+    <w:p>
+      <w:pPr>
+        <w:spacing w:before="20" w:after="110" w:line="320" w:lineRule="auto"/>
+        <w:widowControl/>
+      </w:pPr>
+      <w:r>
+        <w:rPr>
+          <w:color w:val="000000"/>
+        </w:rPr>
+        <w:t>She would rather the designer fixed the menu today. Some members behave as if the delay were not serious, but it is high time everyone took responsibility.</w:t>
+      </w:r>
+    </w:p>
+    <w:p>
+      <w:pPr>
+        <w:spacing w:before="20" w:after="90" w:line="300" w:lineRule="auto"/>
+        <w:widowControl/>
+      </w:pPr>
+      <w:r>
+        <w:rPr>
+          <w:color w:val="000000"/>
+        </w:rPr>
+        <w:t>1. How late is the project?</w:t>
+      </w:r>
+    </w:p>
+    <w:p>
+      <w:pPr>
+        <w:spacing w:before="20" w:after="90" w:line="300" w:lineRule="auto"/>
+        <w:widowControl/>
+      </w:pPr>
+      <w:r>
+        <w:rPr>
+          <w:color w:val="000000"/>
+        </w:rPr>
+        <w:t>2. What did the principal demand?</w:t>
+      </w:r>
+    </w:p>
+    <w:p>
+      <w:pPr>
+        <w:spacing w:before="20" w:after="90" w:line="300" w:lineRule="auto"/>
+        <w:widowControl/>
+      </w:pPr>
+      <w:r>
+        <w:rPr>
+          <w:color w:val="000000"/>
+        </w:rPr>
+        <w:t>3. Who should supervise?</w:t>
+      </w:r>
+    </w:p>
+    <w:p>
+      <w:pPr>
+        <w:spacing w:before="20" w:after="90" w:line="300" w:lineRule="auto"/>
+        <w:widowControl/>
+      </w:pPr>
+      <w:r>
+        <w:rPr>
+          <w:color w:val="000000"/>
+        </w:rPr>
+        <w:t>4. What does Mai regret?</w:t>
+      </w:r>
+    </w:p>
+    <w:p>
+      <w:pPr>
+        <w:spacing w:before="20" w:after="90" w:line="300" w:lineRule="auto"/>
+        <w:widowControl/>
+      </w:pPr>
+      <w:r>
+        <w:rPr>
+          <w:color w:val="000000"/>
+        </w:rPr>
+        <w:t>5. What is it high time for everyone to do?</w:t>
+      </w:r>
+    </w:p>
+    <w:p>
+      <w:pPr>
+        <w:spacing w:before="240" w:after="60" w:line="300" w:lineRule="auto"/>
+        <w:widowControl/>
+        <w:keepNext/>
+      </w:pPr>
+      <w:r>
+        <w:rPr>
+          <w:color w:val="000000"/>
           <w:b/>
-        </w:rPr>
-        <w:t xml:space="preserve">ĐÁP ÁN – ĐỀ 1</w:t>
-      </w:r>
-    </w:p>
-    <w:p>
-      <w:r>
-        <w:rPr>
+          <w:sz w:val="24"/>
+          <w:szCs w:val="24"/>
+        </w:rPr>
+        <w:t>PHẦN 10. VIẾT (10 điểm)</w:t>
+      </w:r>
+    </w:p>
+    <w:p>
+      <w:pPr>
+        <w:spacing w:before="0" w:after="100" w:line="300" w:lineRule="auto"/>
+        <w:widowControl/>
+      </w:pPr>
+      <w:r>
+        <w:rPr>
+          <w:color w:val="000000"/>
+          <w:i/>
+        </w:rPr>
+        <w:t>Viết theo yêu cầu; chú ý độ dài và sử dụng đúng các cấu trúc giả định.</w:t>
+      </w:r>
+    </w:p>
+    <w:p>
+      <w:pPr>
+        <w:spacing w:before="20" w:after="150" w:line="320" w:lineRule="auto"/>
+        <w:widowControl/>
+      </w:pPr>
+      <w:r>
+        <w:rPr>
+          <w:color w:val="000000"/>
+        </w:rPr>
+        <w:t>Viết 110–130 từ về một dự án ở trường bị chậm. Dùng ít nhất 3 mandative subjunctives, 2 câu wish và 1 cấu trúc it is time hoặc would rather.</w:t>
+      </w:r>
+    </w:p>
+    <w:p>
+      <w:pPr>
+        <w:spacing w:before="0" w:after="230" w:line="320" w:lineRule="auto"/>
+        <w:widowControl/>
+        <w:jc w:val="center"/>
+      </w:pPr>
+      <w:r>
+        <w:rPr>
+          <w:color w:val="000000"/>
+        </w:rPr>
+        <w:br w:type="page"/>
+      </w:r>
+      <w:r>
+        <w:rPr>
+          <w:color w:val="000000"/>
           <w:b/>
-        </w:rPr>
-        <w:t xml:space="preserve">PHẦN 1: 1. study; 2. submit; 3. be; 4. remain; 5. not drive; 6. provide; 7. be; 8. be changed; 9. return; 10. have</w:t>
-      </w:r>
-    </w:p>
-    <w:p>
-      <w:r>
-        <w:rPr>
+          <w:sz w:val="28"/>
+          <w:szCs w:val="28"/>
+        </w:rPr>
+        <w:t>ĐÁP ÁN</w:t>
+      </w:r>
+    </w:p>
+    <w:p>
+      <w:pPr>
+        <w:spacing w:before="220" w:after="60" w:line="300" w:lineRule="auto"/>
+        <w:widowControl/>
+        <w:keepNext/>
+      </w:pPr>
+      <w:r>
+        <w:rPr>
+          <w:color w:val="000000"/>
           <w:b/>
-        </w:rPr>
-        <w:t xml:space="preserve">PHẦN 2: 1. be signed; 2. not work; 3. be disturbed; 4. be turned off; 5. not tell; 6. be introduced; 7. not be stored; 8. not leave; 9. be published; 10. not travel</w:t>
-      </w:r>
-    </w:p>
-    <w:p>
-      <w:r>
-        <w:rPr>
+          <w:sz w:val="24"/>
+          <w:szCs w:val="24"/>
+        </w:rPr>
+        <w:t>PHẦN 1</w:t>
+      </w:r>
+    </w:p>
+    <w:p>
+      <w:pPr>
+        <w:spacing w:before="0" w:after="90" w:line="300" w:lineRule="auto"/>
+        <w:widowControl/>
+      </w:pPr>
+      <w:r>
+        <w:rPr>
+          <w:color w:val="000000"/>
+        </w:rPr>
+        <w:t>Câu 1: study</w:t>
+      </w:r>
+    </w:p>
+    <w:p>
+      <w:pPr>
+        <w:spacing w:before="0" w:after="90" w:line="300" w:lineRule="auto"/>
+        <w:widowControl/>
+      </w:pPr>
+      <w:r>
+        <w:rPr>
+          <w:color w:val="000000"/>
+        </w:rPr>
+        <w:t>Câu 2: submit</w:t>
+      </w:r>
+    </w:p>
+    <w:p>
+      <w:pPr>
+        <w:spacing w:before="0" w:after="90" w:line="300" w:lineRule="auto"/>
+        <w:widowControl/>
+      </w:pPr>
+      <w:r>
+        <w:rPr>
+          <w:color w:val="000000"/>
+        </w:rPr>
+        <w:t>Câu 3: be</w:t>
+      </w:r>
+    </w:p>
+    <w:p>
+      <w:pPr>
+        <w:spacing w:before="0" w:after="90" w:line="300" w:lineRule="auto"/>
+        <w:widowControl/>
+      </w:pPr>
+      <w:r>
+        <w:rPr>
+          <w:color w:val="000000"/>
+        </w:rPr>
+        <w:t>Câu 4: remain</w:t>
+      </w:r>
+    </w:p>
+    <w:p>
+      <w:pPr>
+        <w:spacing w:before="0" w:after="90" w:line="300" w:lineRule="auto"/>
+        <w:widowControl/>
+      </w:pPr>
+      <w:r>
+        <w:rPr>
+          <w:color w:val="000000"/>
+        </w:rPr>
+        <w:t>Câu 5: not drive</w:t>
+      </w:r>
+    </w:p>
+    <w:p>
+      <w:pPr>
+        <w:spacing w:before="0" w:after="90" w:line="300" w:lineRule="auto"/>
+        <w:widowControl/>
+      </w:pPr>
+      <w:r>
+        <w:rPr>
+          <w:color w:val="000000"/>
+        </w:rPr>
+        <w:t>Câu 6: provide</w:t>
+      </w:r>
+    </w:p>
+    <w:p>
+      <w:pPr>
+        <w:spacing w:before="0" w:after="90" w:line="300" w:lineRule="auto"/>
+        <w:widowControl/>
+      </w:pPr>
+      <w:r>
+        <w:rPr>
+          <w:color w:val="000000"/>
+        </w:rPr>
+        <w:t>Câu 7: be</w:t>
+      </w:r>
+    </w:p>
+    <w:p>
+      <w:pPr>
+        <w:spacing w:before="0" w:after="90" w:line="300" w:lineRule="auto"/>
+        <w:widowControl/>
+      </w:pPr>
+      <w:r>
+        <w:rPr>
+          <w:color w:val="000000"/>
+        </w:rPr>
+        <w:t>Câu 8: be changed</w:t>
+      </w:r>
+    </w:p>
+    <w:p>
+      <w:pPr>
+        <w:spacing w:before="0" w:after="90" w:line="300" w:lineRule="auto"/>
+        <w:widowControl/>
+      </w:pPr>
+      <w:r>
+        <w:rPr>
+          <w:color w:val="000000"/>
+        </w:rPr>
+        <w:t>Câu 9: return</w:t>
+      </w:r>
+    </w:p>
+    <w:p>
+      <w:pPr>
+        <w:spacing w:before="0" w:after="90" w:line="300" w:lineRule="auto"/>
+        <w:widowControl/>
+      </w:pPr>
+      <w:r>
+        <w:rPr>
+          <w:color w:val="000000"/>
+        </w:rPr>
+        <w:t>Câu 10: have</w:t>
+      </w:r>
+    </w:p>
+    <w:p>
+      <w:pPr>
+        <w:spacing w:before="220" w:after="60" w:line="300" w:lineRule="auto"/>
+        <w:widowControl/>
+        <w:keepNext/>
+      </w:pPr>
+      <w:r>
+        <w:rPr>
+          <w:color w:val="000000"/>
           <w:b/>
-        </w:rPr>
-        <w:t xml:space="preserve">PHẦN 3: 1. knew; 2. were; 3. had left; 4. had not missed; 5. would be; 6. would stop; 7. had; 8. had not said; 9. could speak; 10. would give</w:t>
-      </w:r>
-    </w:p>
-    <w:p>
-      <w:r>
-        <w:rPr>
+          <w:sz w:val="24"/>
+          <w:szCs w:val="24"/>
+        </w:rPr>
+        <w:t>PHẦN 2</w:t>
+      </w:r>
+    </w:p>
+    <w:p>
+      <w:pPr>
+        <w:spacing w:before="0" w:after="90" w:line="300" w:lineRule="auto"/>
+        <w:widowControl/>
+      </w:pPr>
+      <w:r>
+        <w:rPr>
+          <w:color w:val="000000"/>
+        </w:rPr>
+        <w:t>Câu 1: be signed</w:t>
+      </w:r>
+    </w:p>
+    <w:p>
+      <w:pPr>
+        <w:spacing w:before="0" w:after="90" w:line="300" w:lineRule="auto"/>
+        <w:widowControl/>
+      </w:pPr>
+      <w:r>
+        <w:rPr>
+          <w:color w:val="000000"/>
+        </w:rPr>
+        <w:t>Câu 2: not work</w:t>
+      </w:r>
+    </w:p>
+    <w:p>
+      <w:pPr>
+        <w:spacing w:before="0" w:after="90" w:line="300" w:lineRule="auto"/>
+        <w:widowControl/>
+      </w:pPr>
+      <w:r>
+        <w:rPr>
+          <w:color w:val="000000"/>
+        </w:rPr>
+        <w:t>Câu 3: be disturbed</w:t>
+      </w:r>
+    </w:p>
+    <w:p>
+      <w:pPr>
+        <w:spacing w:before="0" w:after="90" w:line="300" w:lineRule="auto"/>
+        <w:widowControl/>
+      </w:pPr>
+      <w:r>
+        <w:rPr>
+          <w:color w:val="000000"/>
+        </w:rPr>
+        <w:t>Câu 4: be turned off</w:t>
+      </w:r>
+    </w:p>
+    <w:p>
+      <w:pPr>
+        <w:spacing w:before="0" w:after="90" w:line="300" w:lineRule="auto"/>
+        <w:widowControl/>
+      </w:pPr>
+      <w:r>
+        <w:rPr>
+          <w:color w:val="000000"/>
+        </w:rPr>
+        <w:t>Câu 5: not tell</w:t>
+      </w:r>
+    </w:p>
+    <w:p>
+      <w:pPr>
+        <w:spacing w:before="0" w:after="90" w:line="300" w:lineRule="auto"/>
+        <w:widowControl/>
+      </w:pPr>
+      <w:r>
+        <w:rPr>
+          <w:color w:val="000000"/>
+        </w:rPr>
+        <w:t>Câu 6: be introduced</w:t>
+      </w:r>
+    </w:p>
+    <w:p>
+      <w:pPr>
+        <w:spacing w:before="0" w:after="90" w:line="300" w:lineRule="auto"/>
+        <w:widowControl/>
+      </w:pPr>
+      <w:r>
+        <w:rPr>
+          <w:color w:val="000000"/>
+        </w:rPr>
+        <w:t>Câu 7: not be stored</w:t>
+      </w:r>
+    </w:p>
+    <w:p>
+      <w:pPr>
+        <w:spacing w:before="0" w:after="90" w:line="300" w:lineRule="auto"/>
+        <w:widowControl/>
+      </w:pPr>
+      <w:r>
+        <w:rPr>
+          <w:color w:val="000000"/>
+        </w:rPr>
+        <w:t>Câu 8: not leave</w:t>
+      </w:r>
+    </w:p>
+    <w:p>
+      <w:pPr>
+        <w:spacing w:before="0" w:after="90" w:line="300" w:lineRule="auto"/>
+        <w:widowControl/>
+      </w:pPr>
+      <w:r>
+        <w:rPr>
+          <w:color w:val="000000"/>
+        </w:rPr>
+        <w:t>Câu 9: be published</w:t>
+      </w:r>
+    </w:p>
+    <w:p>
+      <w:pPr>
+        <w:spacing w:before="0" w:after="90" w:line="300" w:lineRule="auto"/>
+        <w:widowControl/>
+      </w:pPr>
+      <w:r>
+        <w:rPr>
+          <w:color w:val="000000"/>
+        </w:rPr>
+        <w:t>Câu 10: not travel</w:t>
+      </w:r>
+    </w:p>
+    <w:p>
+      <w:pPr>
+        <w:spacing w:before="220" w:after="60" w:line="300" w:lineRule="auto"/>
+        <w:widowControl/>
+        <w:keepNext/>
+      </w:pPr>
+      <w:r>
+        <w:rPr>
+          <w:color w:val="000000"/>
           <w:b/>
-        </w:rPr>
-        <w:t xml:space="preserve">PHẦN 4: 1. stay; 2. came; 3. did not drive; 4. had told; 5. went; 6. took; 7. wait; 8. studied; 9. arrived; 10. had not used</w:t>
-      </w:r>
-    </w:p>
-    <w:p>
-      <w:r>
-        <w:rPr>
+          <w:sz w:val="24"/>
+          <w:szCs w:val="24"/>
+        </w:rPr>
+        <w:t>PHẦN 3</w:t>
+      </w:r>
+    </w:p>
+    <w:p>
+      <w:pPr>
+        <w:spacing w:before="0" w:after="90" w:line="300" w:lineRule="auto"/>
+        <w:widowControl/>
+      </w:pPr>
+      <w:r>
+        <w:rPr>
+          <w:color w:val="000000"/>
+        </w:rPr>
+        <w:t>Câu 1: knew</w:t>
+      </w:r>
+    </w:p>
+    <w:p>
+      <w:pPr>
+        <w:spacing w:before="0" w:after="90" w:line="300" w:lineRule="auto"/>
+        <w:widowControl/>
+      </w:pPr>
+      <w:r>
+        <w:rPr>
+          <w:color w:val="000000"/>
+        </w:rPr>
+        <w:t>Câu 2: were</w:t>
+      </w:r>
+    </w:p>
+    <w:p>
+      <w:pPr>
+        <w:spacing w:before="0" w:after="90" w:line="300" w:lineRule="auto"/>
+        <w:widowControl/>
+      </w:pPr>
+      <w:r>
+        <w:rPr>
+          <w:color w:val="000000"/>
+        </w:rPr>
+        <w:t>Câu 3: had left</w:t>
+      </w:r>
+    </w:p>
+    <w:p>
+      <w:pPr>
+        <w:spacing w:before="0" w:after="90" w:line="300" w:lineRule="auto"/>
+        <w:widowControl/>
+      </w:pPr>
+      <w:r>
+        <w:rPr>
+          <w:color w:val="000000"/>
+        </w:rPr>
+        <w:t>Câu 4: had not missed</w:t>
+      </w:r>
+    </w:p>
+    <w:p>
+      <w:pPr>
+        <w:spacing w:before="0" w:after="90" w:line="300" w:lineRule="auto"/>
+        <w:widowControl/>
+      </w:pPr>
+      <w:r>
+        <w:rPr>
+          <w:color w:val="000000"/>
+        </w:rPr>
+        <w:t>Câu 5: would be</w:t>
+      </w:r>
+    </w:p>
+    <w:p>
+      <w:pPr>
+        <w:spacing w:before="0" w:after="90" w:line="300" w:lineRule="auto"/>
+        <w:widowControl/>
+      </w:pPr>
+      <w:r>
+        <w:rPr>
+          <w:color w:val="000000"/>
+        </w:rPr>
+        <w:t>Câu 6: would stop</w:t>
+      </w:r>
+    </w:p>
+    <w:p>
+      <w:pPr>
+        <w:spacing w:before="0" w:after="90" w:line="300" w:lineRule="auto"/>
+        <w:widowControl/>
+      </w:pPr>
+      <w:r>
+        <w:rPr>
+          <w:color w:val="000000"/>
+        </w:rPr>
+        <w:t>Câu 7: had</w:t>
+      </w:r>
+    </w:p>
+    <w:p>
+      <w:pPr>
+        <w:spacing w:before="0" w:after="90" w:line="300" w:lineRule="auto"/>
+        <w:widowControl/>
+      </w:pPr>
+      <w:r>
+        <w:rPr>
+          <w:color w:val="000000"/>
+        </w:rPr>
+        <w:t>Câu 8: had not said</w:t>
+      </w:r>
+    </w:p>
+    <w:p>
+      <w:pPr>
+        <w:spacing w:before="0" w:after="90" w:line="300" w:lineRule="auto"/>
+        <w:widowControl/>
+      </w:pPr>
+      <w:r>
+        <w:rPr>
+          <w:color w:val="000000"/>
+        </w:rPr>
+        <w:t>Câu 9: could speak</w:t>
+      </w:r>
+    </w:p>
+    <w:p>
+      <w:pPr>
+        <w:spacing w:before="0" w:after="90" w:line="300" w:lineRule="auto"/>
+        <w:widowControl/>
+      </w:pPr>
+      <w:r>
+        <w:rPr>
+          <w:color w:val="000000"/>
+        </w:rPr>
+        <w:t>Câu 10: would give</w:t>
+      </w:r>
+    </w:p>
+    <w:p>
+      <w:pPr>
+        <w:spacing w:before="220" w:after="60" w:line="300" w:lineRule="auto"/>
+        <w:widowControl/>
+        <w:keepNext/>
+      </w:pPr>
+      <w:r>
+        <w:rPr>
+          <w:color w:val="000000"/>
           <w:b/>
-        </w:rPr>
-        <w:t xml:space="preserve">PHẦN 5: 1. knew; 2. were; 3. had not slept; 4. were; 5. owned; 6. is; 7. had seen; 8. were; 9. needs; 10. had happened</w:t>
-      </w:r>
-    </w:p>
-    <w:p>
-      <w:r>
-        <w:rPr>
+          <w:sz w:val="24"/>
+          <w:szCs w:val="24"/>
+        </w:rPr>
+        <w:t>PHẦN 4</w:t>
+      </w:r>
+    </w:p>
+    <w:p>
+      <w:pPr>
+        <w:spacing w:before="0" w:after="90" w:line="300" w:lineRule="auto"/>
+        <w:widowControl/>
+      </w:pPr>
+      <w:r>
+        <w:rPr>
+          <w:color w:val="000000"/>
+        </w:rPr>
+        <w:t>Câu 1: stay</w:t>
+      </w:r>
+    </w:p>
+    <w:p>
+      <w:pPr>
+        <w:spacing w:before="0" w:after="90" w:line="300" w:lineRule="auto"/>
+        <w:widowControl/>
+      </w:pPr>
+      <w:r>
+        <w:rPr>
+          <w:color w:val="000000"/>
+        </w:rPr>
+        <w:t>Câu 2: came</w:t>
+      </w:r>
+    </w:p>
+    <w:p>
+      <w:pPr>
+        <w:spacing w:before="0" w:after="90" w:line="300" w:lineRule="auto"/>
+        <w:widowControl/>
+      </w:pPr>
+      <w:r>
+        <w:rPr>
+          <w:color w:val="000000"/>
+        </w:rPr>
+        <w:t>Câu 3: did not drive</w:t>
+      </w:r>
+    </w:p>
+    <w:p>
+      <w:pPr>
+        <w:spacing w:before="0" w:after="90" w:line="300" w:lineRule="auto"/>
+        <w:widowControl/>
+      </w:pPr>
+      <w:r>
+        <w:rPr>
+          <w:color w:val="000000"/>
+        </w:rPr>
+        <w:t>Câu 4: had told</w:t>
+      </w:r>
+    </w:p>
+    <w:p>
+      <w:pPr>
+        <w:spacing w:before="0" w:after="90" w:line="300" w:lineRule="auto"/>
+        <w:widowControl/>
+      </w:pPr>
+      <w:r>
+        <w:rPr>
+          <w:color w:val="000000"/>
+        </w:rPr>
+        <w:t>Câu 5: went</w:t>
+      </w:r>
+    </w:p>
+    <w:p>
+      <w:pPr>
+        <w:spacing w:before="0" w:after="90" w:line="300" w:lineRule="auto"/>
+        <w:widowControl/>
+      </w:pPr>
+      <w:r>
+        <w:rPr>
+          <w:color w:val="000000"/>
+        </w:rPr>
+        <w:t>Câu 6: took</w:t>
+      </w:r>
+    </w:p>
+    <w:p>
+      <w:pPr>
+        <w:spacing w:before="0" w:after="90" w:line="300" w:lineRule="auto"/>
+        <w:widowControl/>
+      </w:pPr>
+      <w:r>
+        <w:rPr>
+          <w:color w:val="000000"/>
+        </w:rPr>
+        <w:t>Câu 7: wait</w:t>
+      </w:r>
+    </w:p>
+    <w:p>
+      <w:pPr>
+        <w:spacing w:before="0" w:after="90" w:line="300" w:lineRule="auto"/>
+        <w:widowControl/>
+      </w:pPr>
+      <w:r>
+        <w:rPr>
+          <w:color w:val="000000"/>
+        </w:rPr>
+        <w:t>Câu 8: studied</w:t>
+      </w:r>
+    </w:p>
+    <w:p>
+      <w:pPr>
+        <w:spacing w:before="0" w:after="90" w:line="300" w:lineRule="auto"/>
+        <w:widowControl/>
+      </w:pPr>
+      <w:r>
+        <w:rPr>
+          <w:color w:val="000000"/>
+        </w:rPr>
+        <w:t>Câu 9: arrived</w:t>
+      </w:r>
+    </w:p>
+    <w:p>
+      <w:pPr>
+        <w:spacing w:before="0" w:after="90" w:line="300" w:lineRule="auto"/>
+        <w:widowControl/>
+      </w:pPr>
+      <w:r>
+        <w:rPr>
+          <w:color w:val="000000"/>
+        </w:rPr>
+        <w:t>Câu 10: had not used</w:t>
+      </w:r>
+    </w:p>
+    <w:p>
+      <w:pPr>
+        <w:spacing w:before="220" w:after="60" w:line="300" w:lineRule="auto"/>
+        <w:widowControl/>
+        <w:keepNext/>
+      </w:pPr>
+      <w:r>
+        <w:rPr>
+          <w:color w:val="000000"/>
           <w:b/>
-        </w:rPr>
-        <w:t xml:space="preserve">PHẦN 6: 1. The doctor recommended that Nam rest.; 2. It is required that every applicant provide ID.; 3. I wish I knew the answer.; 4. I wish I had studied harder last year.; 5. I would rather you came tomorrow.; 6. It is high time you took responsibility.; 7. The committee proposed that the plan be reviewed.; 8. I wish she were here.; 9. He behaves as if he were the manager.; 10. I would rather you had told me earlier.</w:t>
-      </w:r>
-    </w:p>
-    <w:p>
-      <w:r>
-        <w:rPr>
+          <w:sz w:val="24"/>
+          <w:szCs w:val="24"/>
+        </w:rPr>
+        <w:t>PHẦN 5</w:t>
+      </w:r>
+    </w:p>
+    <w:p>
+      <w:pPr>
+        <w:spacing w:before="0" w:after="90" w:line="300" w:lineRule="auto"/>
+        <w:widowControl/>
+      </w:pPr>
+      <w:r>
+        <w:rPr>
+          <w:color w:val="000000"/>
+        </w:rPr>
+        <w:t>Câu 1: knew</w:t>
+      </w:r>
+    </w:p>
+    <w:p>
+      <w:pPr>
+        <w:spacing w:before="0" w:after="90" w:line="300" w:lineRule="auto"/>
+        <w:widowControl/>
+      </w:pPr>
+      <w:r>
+        <w:rPr>
+          <w:color w:val="000000"/>
+        </w:rPr>
+        <w:t>Câu 2: were</w:t>
+      </w:r>
+    </w:p>
+    <w:p>
+      <w:pPr>
+        <w:spacing w:before="0" w:after="90" w:line="300" w:lineRule="auto"/>
+        <w:widowControl/>
+      </w:pPr>
+      <w:r>
+        <w:rPr>
+          <w:color w:val="000000"/>
+        </w:rPr>
+        <w:t>Câu 3: had not slept</w:t>
+      </w:r>
+    </w:p>
+    <w:p>
+      <w:pPr>
+        <w:spacing w:before="0" w:after="90" w:line="300" w:lineRule="auto"/>
+        <w:widowControl/>
+      </w:pPr>
+      <w:r>
+        <w:rPr>
+          <w:color w:val="000000"/>
+        </w:rPr>
+        <w:t>Câu 4: were</w:t>
+      </w:r>
+    </w:p>
+    <w:p>
+      <w:pPr>
+        <w:spacing w:before="0" w:after="90" w:line="300" w:lineRule="auto"/>
+        <w:widowControl/>
+      </w:pPr>
+      <w:r>
+        <w:rPr>
+          <w:color w:val="000000"/>
+        </w:rPr>
+        <w:t>Câu 5: owned</w:t>
+      </w:r>
+    </w:p>
+    <w:p>
+      <w:pPr>
+        <w:spacing w:before="0" w:after="90" w:line="300" w:lineRule="auto"/>
+        <w:widowControl/>
+      </w:pPr>
+      <w:r>
+        <w:rPr>
+          <w:color w:val="000000"/>
+        </w:rPr>
+        <w:t>Câu 6: is</w:t>
+      </w:r>
+    </w:p>
+    <w:p>
+      <w:pPr>
+        <w:spacing w:before="0" w:after="90" w:line="300" w:lineRule="auto"/>
+        <w:widowControl/>
+      </w:pPr>
+      <w:r>
+        <w:rPr>
+          <w:color w:val="000000"/>
+        </w:rPr>
+        <w:t>Câu 7: had seen</w:t>
+      </w:r>
+    </w:p>
+    <w:p>
+      <w:pPr>
+        <w:spacing w:before="0" w:after="90" w:line="300" w:lineRule="auto"/>
+        <w:widowControl/>
+      </w:pPr>
+      <w:r>
+        <w:rPr>
+          <w:color w:val="000000"/>
+        </w:rPr>
+        <w:t>Câu 8: were</w:t>
+      </w:r>
+    </w:p>
+    <w:p>
+      <w:pPr>
+        <w:spacing w:before="0" w:after="90" w:line="300" w:lineRule="auto"/>
+        <w:widowControl/>
+      </w:pPr>
+      <w:r>
+        <w:rPr>
+          <w:color w:val="000000"/>
+        </w:rPr>
+        <w:t>Câu 9: needs</w:t>
+      </w:r>
+    </w:p>
+    <w:p>
+      <w:pPr>
+        <w:spacing w:before="0" w:after="90" w:line="300" w:lineRule="auto"/>
+        <w:widowControl/>
+      </w:pPr>
+      <w:r>
+        <w:rPr>
+          <w:color w:val="000000"/>
+        </w:rPr>
+        <w:t>Câu 10: had happened</w:t>
+      </w:r>
+    </w:p>
+    <w:p>
+      <w:pPr>
+        <w:spacing w:before="220" w:after="60" w:line="300" w:lineRule="auto"/>
+        <w:widowControl/>
+        <w:keepNext/>
+      </w:pPr>
+      <w:r>
+        <w:rPr>
+          <w:color w:val="000000"/>
           <w:b/>
-        </w:rPr>
-        <w:t xml:space="preserve">PHẦN 7: 1. They suggested that he go early.; 2. It is essential that she be present.; 3. The doctor recommended that he rest.; 4. I wish I knew the answer.; 5. I would rather you came tomorrow.; 6. It is high time we went home.; 7. The manager demanded that the report be submitted.; 8. She suggested taking a taxi. / She suggested that I take a taxi.; 9. If I were you, I would apologize.; 10. I wish I had studied harder last year.</w:t>
-      </w:r>
-    </w:p>
-    <w:p>
-      <w:r>
-        <w:rPr>
+          <w:sz w:val="24"/>
+          <w:szCs w:val="24"/>
+        </w:rPr>
+        <w:t>PHẦN 6</w:t>
+      </w:r>
+    </w:p>
+    <w:p>
+      <w:pPr>
+        <w:spacing w:before="0" w:after="90" w:line="300" w:lineRule="auto"/>
+        <w:widowControl/>
+      </w:pPr>
+      <w:r>
+        <w:rPr>
+          <w:color w:val="000000"/>
+        </w:rPr>
+        <w:t>Câu 1: The doctor recommended that Nam rest.</w:t>
+      </w:r>
+    </w:p>
+    <w:p>
+      <w:pPr>
+        <w:spacing w:before="0" w:after="90" w:line="300" w:lineRule="auto"/>
+        <w:widowControl/>
+      </w:pPr>
+      <w:r>
+        <w:rPr>
+          <w:color w:val="000000"/>
+        </w:rPr>
+        <w:t>Câu 2: It is required that every applicant provide ID.</w:t>
+      </w:r>
+    </w:p>
+    <w:p>
+      <w:pPr>
+        <w:spacing w:before="0" w:after="90" w:line="300" w:lineRule="auto"/>
+        <w:widowControl/>
+      </w:pPr>
+      <w:r>
+        <w:rPr>
+          <w:color w:val="000000"/>
+        </w:rPr>
+        <w:t>Câu 3: I wish I knew the answer.</w:t>
+      </w:r>
+    </w:p>
+    <w:p>
+      <w:pPr>
+        <w:spacing w:before="0" w:after="90" w:line="300" w:lineRule="auto"/>
+        <w:widowControl/>
+      </w:pPr>
+      <w:r>
+        <w:rPr>
+          <w:color w:val="000000"/>
+        </w:rPr>
+        <w:t>Câu 4: I wish I had studied harder last year.</w:t>
+      </w:r>
+    </w:p>
+    <w:p>
+      <w:pPr>
+        <w:spacing w:before="0" w:after="90" w:line="300" w:lineRule="auto"/>
+        <w:widowControl/>
+      </w:pPr>
+      <w:r>
+        <w:rPr>
+          <w:color w:val="000000"/>
+        </w:rPr>
+        <w:t>Câu 5: I would rather you came tomorrow.</w:t>
+      </w:r>
+    </w:p>
+    <w:p>
+      <w:pPr>
+        <w:spacing w:before="0" w:after="90" w:line="300" w:lineRule="auto"/>
+        <w:widowControl/>
+      </w:pPr>
+      <w:r>
+        <w:rPr>
+          <w:color w:val="000000"/>
+        </w:rPr>
+        <w:t>Câu 6: It is high time you took responsibility.</w:t>
+      </w:r>
+    </w:p>
+    <w:p>
+      <w:pPr>
+        <w:spacing w:before="0" w:after="90" w:line="300" w:lineRule="auto"/>
+        <w:widowControl/>
+      </w:pPr>
+      <w:r>
+        <w:rPr>
+          <w:color w:val="000000"/>
+        </w:rPr>
+        <w:t>Câu 7: The committee proposed that the plan be reviewed.</w:t>
+      </w:r>
+    </w:p>
+    <w:p>
+      <w:pPr>
+        <w:spacing w:before="0" w:after="90" w:line="300" w:lineRule="auto"/>
+        <w:widowControl/>
+      </w:pPr>
+      <w:r>
+        <w:rPr>
+          <w:color w:val="000000"/>
+        </w:rPr>
+        <w:t>Câu 8: I wish she were here.</w:t>
+      </w:r>
+    </w:p>
+    <w:p>
+      <w:pPr>
+        <w:spacing w:before="0" w:after="90" w:line="300" w:lineRule="auto"/>
+        <w:widowControl/>
+      </w:pPr>
+      <w:r>
+        <w:rPr>
+          <w:color w:val="000000"/>
+        </w:rPr>
+        <w:t>Câu 9: He behaves as if he were the manager.</w:t>
+      </w:r>
+    </w:p>
+    <w:p>
+      <w:pPr>
+        <w:spacing w:before="0" w:after="90" w:line="300" w:lineRule="auto"/>
+        <w:widowControl/>
+      </w:pPr>
+      <w:r>
+        <w:rPr>
+          <w:color w:val="000000"/>
+        </w:rPr>
+        <w:t>Câu 10: I would rather you had told me earlier.</w:t>
+      </w:r>
+    </w:p>
+    <w:p>
+      <w:pPr>
+        <w:spacing w:before="220" w:after="60" w:line="300" w:lineRule="auto"/>
+        <w:widowControl/>
+        <w:keepNext/>
+      </w:pPr>
+      <w:r>
+        <w:rPr>
+          <w:color w:val="000000"/>
           <w:b/>
-        </w:rPr>
-        <w:t xml:space="preserve">PHẦN 8: 1 The doctor recommended that he rest. 2 It is essential that everyone be present. 3 They requested that the document be signed. 4 I wish I knew the answer. 5 Lan wishes she had studied harder. 6 I would rather you came tomorrow. 7 It is time we went home. 8 He talks as if he knew everything. 9 If I were you, I would apologize. 10 The committee proposed that the rule be changed.</w:t>
-      </w:r>
-    </w:p>
-    <w:p>
-      <w:r>
-        <w:rPr>
+          <w:sz w:val="24"/>
+          <w:szCs w:val="24"/>
+        </w:rPr>
+        <w:t>PHẦN 7</w:t>
+      </w:r>
+    </w:p>
+    <w:p>
+      <w:pPr>
+        <w:spacing w:before="0" w:after="90" w:line="300" w:lineRule="auto"/>
+        <w:widowControl/>
+      </w:pPr>
+      <w:r>
+        <w:rPr>
+          <w:color w:val="000000"/>
+        </w:rPr>
+        <w:t>Câu 1: They suggested that he go early.</w:t>
+      </w:r>
+    </w:p>
+    <w:p>
+      <w:pPr>
+        <w:spacing w:before="0" w:after="90" w:line="300" w:lineRule="auto"/>
+        <w:widowControl/>
+      </w:pPr>
+      <w:r>
+        <w:rPr>
+          <w:color w:val="000000"/>
+        </w:rPr>
+        <w:t>Câu 2: It is essential that she be present.</w:t>
+      </w:r>
+    </w:p>
+    <w:p>
+      <w:pPr>
+        <w:spacing w:before="0" w:after="90" w:line="300" w:lineRule="auto"/>
+        <w:widowControl/>
+      </w:pPr>
+      <w:r>
+        <w:rPr>
+          <w:color w:val="000000"/>
+        </w:rPr>
+        <w:t>Câu 3: The doctor recommended that he rest.</w:t>
+      </w:r>
+    </w:p>
+    <w:p>
+      <w:pPr>
+        <w:spacing w:before="0" w:after="90" w:line="300" w:lineRule="auto"/>
+        <w:widowControl/>
+      </w:pPr>
+      <w:r>
+        <w:rPr>
+          <w:color w:val="000000"/>
+        </w:rPr>
+        <w:t>Câu 4: I wish I knew the answer.</w:t>
+      </w:r>
+    </w:p>
+    <w:p>
+      <w:pPr>
+        <w:spacing w:before="0" w:after="90" w:line="300" w:lineRule="auto"/>
+        <w:widowControl/>
+      </w:pPr>
+      <w:r>
+        <w:rPr>
+          <w:color w:val="000000"/>
+        </w:rPr>
+        <w:t>Câu 5: I would rather you came tomorrow.</w:t>
+      </w:r>
+    </w:p>
+    <w:p>
+      <w:pPr>
+        <w:spacing w:before="0" w:after="90" w:line="300" w:lineRule="auto"/>
+        <w:widowControl/>
+      </w:pPr>
+      <w:r>
+        <w:rPr>
+          <w:color w:val="000000"/>
+        </w:rPr>
+        <w:t>Câu 6: It is high time we went home.</w:t>
+      </w:r>
+    </w:p>
+    <w:p>
+      <w:pPr>
+        <w:spacing w:before="0" w:after="90" w:line="300" w:lineRule="auto"/>
+        <w:widowControl/>
+      </w:pPr>
+      <w:r>
+        <w:rPr>
+          <w:color w:val="000000"/>
+        </w:rPr>
+        <w:t>Câu 7: The manager demanded that the report be submitted.</w:t>
+      </w:r>
+    </w:p>
+    <w:p>
+      <w:pPr>
+        <w:spacing w:before="0" w:after="90" w:line="300" w:lineRule="auto"/>
+        <w:widowControl/>
+      </w:pPr>
+      <w:r>
+        <w:rPr>
+          <w:color w:val="000000"/>
+        </w:rPr>
+        <w:t>Câu 8: She suggested taking a taxi. / She suggested that I take a taxi.</w:t>
+      </w:r>
+    </w:p>
+    <w:p>
+      <w:pPr>
+        <w:spacing w:before="0" w:after="90" w:line="300" w:lineRule="auto"/>
+        <w:widowControl/>
+      </w:pPr>
+      <w:r>
+        <w:rPr>
+          <w:color w:val="000000"/>
+        </w:rPr>
+        <w:t>Câu 9: If I were you, I would apologize.</w:t>
+      </w:r>
+    </w:p>
+    <w:p>
+      <w:pPr>
+        <w:spacing w:before="0" w:after="90" w:line="300" w:lineRule="auto"/>
+        <w:widowControl/>
+      </w:pPr>
+      <w:r>
+        <w:rPr>
+          <w:color w:val="000000"/>
+        </w:rPr>
+        <w:t>Câu 10: I wish I had studied harder last year.</w:t>
+      </w:r>
+    </w:p>
+    <w:p>
+      <w:pPr>
+        <w:spacing w:before="220" w:after="60" w:line="300" w:lineRule="auto"/>
+        <w:widowControl/>
+        <w:keepNext/>
+      </w:pPr>
+      <w:r>
+        <w:rPr>
+          <w:color w:val="000000"/>
           <w:b/>
-        </w:rPr>
-        <w:t xml:space="preserve">PHẦN 9: 1. Two weeks. 2. Submit a new schedule. 3. An experienced teacher. 4. Not testing the software earlier. 5. Take responsibility.</w:t>
-      </w:r>
-    </w:p>
-    <w:p>
-      <w:r>
-        <w:rPr>
+          <w:sz w:val="24"/>
+          <w:szCs w:val="24"/>
+        </w:rPr>
+        <w:t>PHẦN 8</w:t>
+      </w:r>
+    </w:p>
+    <w:p>
+      <w:pPr>
+        <w:spacing w:before="0" w:after="90" w:line="300" w:lineRule="auto"/>
+        <w:widowControl/>
+      </w:pPr>
+      <w:r>
+        <w:rPr>
+          <w:color w:val="000000"/>
+        </w:rPr>
+        <w:t>Câu 1: The doctor recommended that he rest.</w:t>
+      </w:r>
+    </w:p>
+    <w:p>
+      <w:pPr>
+        <w:spacing w:before="0" w:after="90" w:line="300" w:lineRule="auto"/>
+        <w:widowControl/>
+      </w:pPr>
+      <w:r>
+        <w:rPr>
+          <w:color w:val="000000"/>
+        </w:rPr>
+        <w:t>Câu 2: It is essential that everyone be present.</w:t>
+      </w:r>
+    </w:p>
+    <w:p>
+      <w:pPr>
+        <w:spacing w:before="0" w:after="90" w:line="300" w:lineRule="auto"/>
+        <w:widowControl/>
+      </w:pPr>
+      <w:r>
+        <w:rPr>
+          <w:color w:val="000000"/>
+        </w:rPr>
+        <w:t>Câu 3: They requested that the document be signed.</w:t>
+      </w:r>
+    </w:p>
+    <w:p>
+      <w:pPr>
+        <w:spacing w:before="0" w:after="90" w:line="300" w:lineRule="auto"/>
+        <w:widowControl/>
+      </w:pPr>
+      <w:r>
+        <w:rPr>
+          <w:color w:val="000000"/>
+        </w:rPr>
+        <w:t>Câu 4: I wish I knew the answer.</w:t>
+      </w:r>
+    </w:p>
+    <w:p>
+      <w:pPr>
+        <w:spacing w:before="0" w:after="90" w:line="300" w:lineRule="auto"/>
+        <w:widowControl/>
+      </w:pPr>
+      <w:r>
+        <w:rPr>
+          <w:color w:val="000000"/>
+        </w:rPr>
+        <w:t>Câu 5: Lan wishes she had studied harder.</w:t>
+      </w:r>
+    </w:p>
+    <w:p>
+      <w:pPr>
+        <w:spacing w:before="0" w:after="90" w:line="300" w:lineRule="auto"/>
+        <w:widowControl/>
+      </w:pPr>
+      <w:r>
+        <w:rPr>
+          <w:color w:val="000000"/>
+        </w:rPr>
+        <w:t>Câu 6: I would rather you came tomorrow.</w:t>
+      </w:r>
+    </w:p>
+    <w:p>
+      <w:pPr>
+        <w:spacing w:before="0" w:after="90" w:line="300" w:lineRule="auto"/>
+        <w:widowControl/>
+      </w:pPr>
+      <w:r>
+        <w:rPr>
+          <w:color w:val="000000"/>
+        </w:rPr>
+        <w:t>Câu 7: It is time we went home.</w:t>
+      </w:r>
+    </w:p>
+    <w:p>
+      <w:pPr>
+        <w:spacing w:before="0" w:after="90" w:line="300" w:lineRule="auto"/>
+        <w:widowControl/>
+      </w:pPr>
+      <w:r>
+        <w:rPr>
+          <w:color w:val="000000"/>
+        </w:rPr>
+        <w:t>Câu 8: He talks as if he knew everything.</w:t>
+      </w:r>
+    </w:p>
+    <w:p>
+      <w:pPr>
+        <w:spacing w:before="0" w:after="90" w:line="300" w:lineRule="auto"/>
+        <w:widowControl/>
+      </w:pPr>
+      <w:r>
+        <w:rPr>
+          <w:color w:val="000000"/>
+        </w:rPr>
+        <w:t>Câu 9: If I were you, I would apologize.</w:t>
+      </w:r>
+    </w:p>
+    <w:p>
+      <w:pPr>
+        <w:spacing w:before="0" w:after="90" w:line="300" w:lineRule="auto"/>
+        <w:widowControl/>
+      </w:pPr>
+      <w:r>
+        <w:rPr>
+          <w:color w:val="000000"/>
+        </w:rPr>
+        <w:t>Câu 10: The committee proposed that the rule be changed.</w:t>
+      </w:r>
+    </w:p>
+    <w:p>
+      <w:pPr>
+        <w:spacing w:before="220" w:after="60" w:line="300" w:lineRule="auto"/>
+        <w:widowControl/>
+        <w:keepNext/>
+      </w:pPr>
+      <w:r>
+        <w:rPr>
+          <w:color w:val="000000"/>
           <w:b/>
-        </w:rPr>
-        <w:t xml:space="preserve">BÀI VIẾT MẪU (113 từ): Our school technology project is two weeks late, so the principal demanded that the team submit a new schedule. She also recommended that an experienced teacher supervise the remaining work. It is essential that every task be completed before Friday and that nobody leave the laboratory untidy. I wish we had tested the software earlier because several errors appeared yesterday. I also wish our designer were available every afternoon. I would rather he fixed the confusing menu today instead of adding new features. Some members behave as if the delay were not serious, but it affects the whole class. It is high time everyone took responsibility and worked together to finish the project.</w:t>
+          <w:sz w:val="24"/>
+          <w:szCs w:val="24"/>
+        </w:rPr>
+        <w:t>PHẦN 9</w:t>
+      </w:r>
+    </w:p>
+    <w:p>
+      <w:pPr>
+        <w:spacing w:before="0" w:after="90" w:line="300" w:lineRule="auto"/>
+        <w:widowControl/>
+      </w:pPr>
+      <w:r>
+        <w:rPr>
+          <w:color w:val="000000"/>
+        </w:rPr>
+        <w:t>Câu 1: Two weeks.</w:t>
+      </w:r>
+    </w:p>
+    <w:p>
+      <w:pPr>
+        <w:spacing w:before="0" w:after="90" w:line="300" w:lineRule="auto"/>
+        <w:widowControl/>
+      </w:pPr>
+      <w:r>
+        <w:rPr>
+          <w:color w:val="000000"/>
+        </w:rPr>
+        <w:t>Câu 2: Submit a new schedule.</w:t>
+      </w:r>
+    </w:p>
+    <w:p>
+      <w:pPr>
+        <w:spacing w:before="0" w:after="90" w:line="300" w:lineRule="auto"/>
+        <w:widowControl/>
+      </w:pPr>
+      <w:r>
+        <w:rPr>
+          <w:color w:val="000000"/>
+        </w:rPr>
+        <w:t>Câu 3: An experienced teacher.</w:t>
+      </w:r>
+    </w:p>
+    <w:p>
+      <w:pPr>
+        <w:spacing w:before="0" w:after="90" w:line="300" w:lineRule="auto"/>
+        <w:widowControl/>
+      </w:pPr>
+      <w:r>
+        <w:rPr>
+          <w:color w:val="000000"/>
+        </w:rPr>
+        <w:t>Câu 4: Not testing the software earlier.</w:t>
+      </w:r>
+    </w:p>
+    <w:p>
+      <w:pPr>
+        <w:spacing w:before="0" w:after="90" w:line="300" w:lineRule="auto"/>
+        <w:widowControl/>
+      </w:pPr>
+      <w:r>
+        <w:rPr>
+          <w:color w:val="000000"/>
+        </w:rPr>
+        <w:t>Câu 5: Take responsibility.</w:t>
+      </w:r>
+    </w:p>
+    <w:p>
+      <w:pPr>
+        <w:spacing w:before="220" w:after="60" w:line="300" w:lineRule="auto"/>
+        <w:widowControl/>
+        <w:keepNext/>
+      </w:pPr>
+      <w:r>
+        <w:rPr>
+          <w:color w:val="000000"/>
+          <w:b/>
+          <w:sz w:val="24"/>
+          <w:szCs w:val="24"/>
+        </w:rPr>
+        <w:t>PHẦN 10</w:t>
+      </w:r>
+    </w:p>
+    <w:p>
+      <w:pPr>
+        <w:spacing w:before="220" w:after="60" w:line="300" w:lineRule="auto"/>
+        <w:widowControl/>
+        <w:keepNext/>
+      </w:pPr>
+      <w:r>
+        <w:rPr>
+          <w:color w:val="000000"/>
+          <w:b/>
+          <w:sz w:val="24"/>
+          <w:szCs w:val="24"/>
+        </w:rPr>
+        <w:t>BÀI VIẾT MẪU (113 từ)</w:t>
+      </w:r>
+    </w:p>
+    <w:p>
+      <w:pPr>
+        <w:spacing w:before="0" w:after="170" w:line="320" w:lineRule="auto"/>
+        <w:widowControl/>
+      </w:pPr>
+      <w:r>
+        <w:rPr>
+          <w:color w:val="000000"/>
+        </w:rPr>
+        <w:t>Our school technology project is two weeks late, so the principal demanded that the team submit a new schedule. She also recommended that an experienced teacher supervise the remaining work. It is essential that every task be completed before Friday and that nobody leave the laboratory untidy. I wish we had tested the software earlier because several errors appeared yesterday. I also wish our designer were available every afternoon. I would rather he fixed the confusing menu today instead of adding new features. Some members behave as if the delay were not serious, but it affects the whole class. It is high time everyone took responsibility and worked together to finish the project.</w:t>
       </w:r>
     </w:p>
     <w:sectPr>
